--- a/Регламент работы с клиентом после записи на демонстрацию.docx
+++ b/Регламент работы с клиентом после записи на демонстрацию.docx
@@ -1,166 +1,3814 @@
 
 <file path=word/document.xml><?xml version="1.0" encoding="utf-8"?>
-<w:document xmlns:wpc="http://schemas.microsoft.com/office/word/2010/wordprocessingCanvas" xmlns:cx="http://schemas.microsoft.com/office/drawing/2014/chartex" xmlns:cx1="http://schemas.microsoft.com/office/drawing/2015/9/8/chartex" xmlns:cx2="http://schemas.microsoft.com/office/drawing/2015/10/21/chartex" xmlns:cx3="http://schemas.microsoft.com/office/drawing/2016/5/9/chartex" xmlns:cx4="http://schemas.microsoft.com/office/drawing/2016/5/10/chartex" xmlns:cx5="http://schemas.microsoft.com/office/drawing/2016/5/11/chartex" xmlns:cx6="http://schemas.microsoft.com/office/drawing/2016/5/12/chartex" xmlns:cx7="http://schemas.microsoft.com/office/drawing/2016/5/13/chartex" xmlns:cx8="http://schemas.microsoft.com/office/drawing/2016/5/14/chartex" xmlns:mc="http://schemas.openxmlformats.org/markup-compatibility/2006" xmlns:aink="http://schemas.microsoft.com/office/drawing/2016/ink" xmlns:am3d="http://schemas.microsoft.com/office/drawing/2017/model3d" xmlns:o="urn:schemas-microsoft-com:office:office" xmlns:r="http://schemas.openxmlformats.org/officeDocument/2006/relationships" xmlns:m="http://schemas.openxmlformats.org/officeDocument/2006/math" xmlns:v="urn:schemas-microsoft-com:vml" xmlns:wp14="http://schemas.microsoft.com/office/word/2010/wordprocessingDrawing" xmlns:wp="http://schemas.openxmlformats.org/drawingml/2006/wordprocessingDrawing" xmlns:w10="urn:schemas-microsoft-com:office:word" xmlns:w="http://schemas.openxmlformats.org/wordprocessingml/2006/main" xmlns:w14="http://schemas.microsoft.com/office/word/2010/wordml" xmlns:w15="http://schemas.microsoft.com/office/word/2012/wordml" xmlns:w16cex="http://schemas.microsoft.com/office/word/2018/wordml/cex" xmlns:w16cid="http://schemas.microsoft.com/office/word/2016/wordml/cid" xmlns:w16="http://schemas.microsoft.com/office/word/2018/wordml" xmlns:w16sdtdh="http://schemas.microsoft.com/office/word/2020/wordml/sdtdatahash" xmlns:w16se="http://schemas.microsoft.com/office/word/2015/wordml/symex" xmlns:wpg="http://schemas.microsoft.com/office/word/2010/wordprocessingGroup" xmlns:wpi="http://schemas.microsoft.com/office/word/2010/wordprocessingInk" xmlns:wne="http://schemas.microsoft.com/office/word/2006/wordml" xmlns:wps="http://schemas.microsoft.com/office/word/2010/wordprocessingShape" mc:Ignorable="w14 w15 w16se w16cid w16 w16cex w16sdtdh wp14">
+<w:document xmlns:a="http://schemas.openxmlformats.org/drawingml/2006/main" xmlns:mc="http://schemas.openxmlformats.org/markup-compatibility/2006" xmlns:ns8="http://schemas.microsoft.com/office/drawing/2010/main" xmlns:pic="http://schemas.openxmlformats.org/drawingml/2006/picture" xmlns:r="http://schemas.openxmlformats.org/officeDocument/2006/relationships" xmlns:w="http://schemas.openxmlformats.org/wordprocessingml/2006/main" xmlns:w14="http://schemas.microsoft.com/office/word/2010/wordml" xmlns:wp="http://schemas.openxmlformats.org/drawingml/2006/wordprocessingDrawing" xmlns:wp14="http://schemas.microsoft.com/office/word/2010/wordprocessingDrawing" mc:Ignorable="w14 w15 w16se w16cid w16 w16cex w16sdtdh wp14">
   <w:body>
     <w:p>
       <w:pPr>
+        <w:pStyle w:val="Paragraph0"/>
+      </w:pPr>
+      <w:r>
+        <w:rPr>
+          <w:noProof/>
+        </w:rPr>
+        <w:drawing>
+          <wp:anchor distT="0" distB="0" distL="114300" distR="114300" simplePos="0" relativeHeight="251659264" behindDoc="1" locked="0" layoutInCell="1" allowOverlap="1" wp14:anchorId="5D6AF96C" wp14:editId="2CF1F248">
+            <wp:simplePos x="0" y="0"/>
+            <wp:positionH relativeFrom="page">
+              <wp:align>right</wp:align>
+            </wp:positionH>
+            <wp:positionV relativeFrom="paragraph">
+              <wp:posOffset>-2006863</wp:posOffset>
+            </wp:positionV>
+            <wp:extent cx="7586799" cy="10736277"/>
+            <wp:effectExtent l="0" t="0" r="0" b="0"/>
+            <wp:wrapNone/>
+            <wp:docPr id="2" name="Рисунок 2"/>
+            <wp:cNvGraphicFramePr>
+              <a:graphicFrameLocks noChangeAspect="1"/>
+            </wp:cNvGraphicFramePr>
+            <a:graphic>
+              <a:graphicData uri="http://schemas.openxmlformats.org/drawingml/2006/picture">
+                <pic:pic>
+                  <pic:nvPicPr>
+                    <pic:cNvPr id="2" name="Рисунок 2"/>
+                    <pic:cNvPicPr/>
+                  </pic:nvPicPr>
+                  <pic:blipFill>
+                    <a:blip r:embed="rId7">
+                      <a:extLst>
+                        <a:ext uri="{28A0092B-C50C-407E-A947-70E740481C1C}">
+                          <ns8:useLocalDpi val="0"/>
+                        </a:ext>
+                      </a:extLst>
+                    </a:blip>
+                    <a:stretch>
+                      <a:fillRect/>
+                    </a:stretch>
+                  </pic:blipFill>
+                  <pic:spPr>
+                    <a:xfrm>
+                      <a:off x="0" y="0"/>
+                      <a:ext cx="7586799" cy="10736277"/>
+                    </a:xfrm>
+                    <a:prstGeom prst="rect">
+                      <a:avLst/>
+                    </a:prstGeom>
+                  </pic:spPr>
+                </pic:pic>
+              </a:graphicData>
+            </a:graphic>
+            <wp14:sizeRelH relativeFrom="page">
+              <wp14:pctWidth>0</wp14:pctWidth>
+            </wp14:sizeRelH>
+            <wp14:sizeRelV relativeFrom="page">
+              <wp14:pctHeight>0</wp14:pctHeight>
+            </wp14:sizeRelV>
+          </wp:anchor>
+        </w:drawing>
+      </w:r>
+    </w:p>
+    <w:p>
+      <w:pPr>
+        <w:pStyle w:val="1"/>
+        <w:numPr>
+          <w:ilvl w:val="0"/>
+          <w:numId w:val="0"/>
+        </w:numPr>
         <w:jc w:val="center"/>
         <w:rPr>
-          <w:rFonts w:ascii="Times New Roman" w:hAnsi="Times New Roman" w:cs="Times New Roman"/>
+          <w:rFonts w:ascii="Tahoma" w:hAnsi="Tahoma" w:cs="Tahoma"/>
+          <w:b/>
+          <w:bCs/>
+          <w:sz w:val="18"/>
+          <w:szCs w:val="18"/>
+        </w:rPr>
+      </w:pPr>
+    </w:p>
+    <w:p>
+      <w:pPr>
+        <w:pStyle w:val="1"/>
+        <w:numPr>
+          <w:ilvl w:val="0"/>
+          <w:numId w:val="0"/>
+        </w:numPr>
+        <w:jc w:val="center"/>
+        <w:rPr>
+          <w:rFonts w:ascii="Tahoma" w:hAnsi="Tahoma" w:cs="Tahoma"/>
+          <w:b/>
+          <w:bCs/>
+          <w:sz w:val="18"/>
+          <w:szCs w:val="18"/>
+        </w:rPr>
+      </w:pPr>
+    </w:p>
+    <w:p>
+      <w:pPr>
+        <w:pStyle w:val="1"/>
+        <w:numPr>
+          <w:ilvl w:val="0"/>
+          <w:numId w:val="0"/>
+        </w:numPr>
+        <w:jc w:val="center"/>
+        <w:rPr>
+          <w:rFonts w:ascii="Tahoma" w:hAnsi="Tahoma" w:cs="Tahoma"/>
+          <w:b/>
+          <w:bCs/>
+          <w:sz w:val="18"/>
+          <w:szCs w:val="18"/>
+        </w:rPr>
+      </w:pPr>
+    </w:p>
+    <w:p>
+      <w:pPr>
+        <w:pStyle w:val="1"/>
+        <w:numPr>
+          <w:ilvl w:val="0"/>
+          <w:numId w:val="0"/>
+        </w:numPr>
+        <w:jc w:val="center"/>
+        <w:rPr>
+          <w:rFonts w:ascii="Tahoma" w:hAnsi="Tahoma" w:cs="Tahoma"/>
+          <w:b/>
+          <w:bCs/>
+          <w:sz w:val="18"/>
+          <w:szCs w:val="18"/>
+        </w:rPr>
+      </w:pPr>
+    </w:p>
+    <w:p>
+      <w:pPr>
+        <w:pStyle w:val="1"/>
+        <w:numPr>
+          <w:ilvl w:val="0"/>
+          <w:numId w:val="0"/>
+        </w:numPr>
+        <w:jc w:val="center"/>
+        <w:rPr>
+          <w:rFonts w:ascii="Tahoma" w:hAnsi="Tahoma" w:cs="Tahoma"/>
+          <w:b/>
+          <w:bCs/>
+          <w:sz w:val="18"/>
+          <w:szCs w:val="18"/>
+        </w:rPr>
+      </w:pPr>
+    </w:p>
+    <w:p>
+      <w:pPr>
+        <w:pStyle w:val="1"/>
+        <w:numPr>
+          <w:ilvl w:val="0"/>
+          <w:numId w:val="0"/>
+        </w:numPr>
+        <w:jc w:val="center"/>
+        <w:rPr>
+          <w:rFonts w:ascii="Tahoma" w:hAnsi="Tahoma" w:cs="Tahoma"/>
+          <w:b/>
+          <w:bCs/>
+          <w:sz w:val="18"/>
+          <w:szCs w:val="18"/>
+        </w:rPr>
+      </w:pPr>
+    </w:p>
+    <w:p>
+      <w:pPr>
+        <w:pStyle w:val="1"/>
+        <w:numPr>
+          <w:ilvl w:val="0"/>
+          <w:numId w:val="0"/>
+        </w:numPr>
+        <w:jc w:val="center"/>
+        <w:rPr>
+          <w:rFonts w:ascii="Tahoma" w:hAnsi="Tahoma" w:cs="Tahoma"/>
+          <w:sz w:val="18"/>
+          <w:szCs w:val="18"/>
+        </w:rPr>
+      </w:pPr>
+    </w:p>
+    <w:p>
+      <w:pPr>
+        <w:pStyle w:val="1"/>
+        <w:numPr>
+          <w:ilvl w:val="0"/>
+          <w:numId w:val="0"/>
+        </w:numPr>
+        <w:jc w:val="center"/>
+        <w:rPr>
+          <w:rFonts w:ascii="Tahoma" w:hAnsi="Tahoma" w:cs="Tahoma"/>
+          <w:sz w:val="18"/>
+          <w:szCs w:val="18"/>
+        </w:rPr>
+      </w:pPr>
+    </w:p>
+    <w:p>
+      <w:pPr>
+        <w:pStyle w:val="1"/>
+        <w:numPr>
+          <w:ilvl w:val="0"/>
+          <w:numId w:val="0"/>
+        </w:numPr>
+        <w:jc w:val="center"/>
+        <w:rPr>
+          <w:rFonts w:ascii="Tahoma" w:hAnsi="Tahoma" w:cs="Tahoma"/>
+          <w:sz w:val="18"/>
+          <w:szCs w:val="18"/>
+        </w:rPr>
+      </w:pPr>
+    </w:p>
+    <w:p>
+      <w:pPr>
+        <w:pStyle w:val="1"/>
+        <w:numPr>
+          <w:ilvl w:val="0"/>
+          <w:numId w:val="0"/>
+        </w:numPr>
+        <w:jc w:val="center"/>
+        <w:rPr>
+          <w:rFonts w:ascii="Tahoma" w:hAnsi="Tahoma" w:cs="Tahoma"/>
+          <w:sz w:val="18"/>
+          <w:szCs w:val="18"/>
+        </w:rPr>
+      </w:pPr>
+    </w:p>
+    <w:p>
+      <w:pPr>
+        <w:pStyle w:val="1"/>
+        <w:numPr>
+          <w:ilvl w:val="0"/>
+          <w:numId w:val="0"/>
+        </w:numPr>
+        <w:jc w:val="center"/>
+        <w:rPr>
+          <w:rFonts w:ascii="Tahoma" w:hAnsi="Tahoma" w:cs="Tahoma"/>
+          <w:sz w:val="18"/>
+          <w:szCs w:val="18"/>
+        </w:rPr>
+      </w:pPr>
+    </w:p>
+    <w:p>
+      <w:pPr>
+        <w:pStyle w:val="1"/>
+        <w:numPr>
+          <w:ilvl w:val="0"/>
+          <w:numId w:val="0"/>
+        </w:numPr>
+        <w:jc w:val="center"/>
+        <w:rPr>
+          <w:rFonts w:ascii="Tahoma" w:hAnsi="Tahoma" w:cs="Tahoma"/>
+          <w:sz w:val="18"/>
+          <w:szCs w:val="18"/>
+        </w:rPr>
+      </w:pPr>
+    </w:p>
+    <w:p>
+      <w:pPr>
+        <w:pStyle w:val="1"/>
+        <w:numPr>
+          <w:ilvl w:val="0"/>
+          <w:numId w:val="0"/>
+        </w:numPr>
+        <w:jc w:val="center"/>
+        <w:rPr>
+          <w:rFonts w:ascii="Tahoma" w:hAnsi="Tahoma" w:cs="Tahoma"/>
+          <w:sz w:val="18"/>
+          <w:szCs w:val="18"/>
+        </w:rPr>
+      </w:pPr>
+    </w:p>
+    <w:p>
+      <w:pPr>
+        <w:pStyle w:val="1"/>
+        <w:numPr>
+          <w:ilvl w:val="0"/>
+          <w:numId w:val="0"/>
+        </w:numPr>
+        <w:spacing w:after="400"/>
+        <w:jc w:val="center"/>
+        <w:rPr>
+          <w:rFonts w:ascii="Verdana" w:hAnsi="Verdana" w:cs="Tahoma"/>
+          <w:b/>
+          <w:bCs/>
+          <w:sz w:val="36"/>
+          <w:szCs w:val="36"/>
+        </w:rPr>
+      </w:pPr>
+      <w:r>
+        <w:rPr>
+          <w:rFonts w:ascii="Verdana" w:hAnsi="Verdana" w:cs="Tahoma"/>
+          <w:b/>
+          <w:bCs/>
+          <w:caps w:val="0"/>
+          <w:sz w:val="36"/>
+          <w:szCs w:val="36"/>
+        </w:rPr>
+        <w:t>РЕГЛАМЕНТ КОМПАНИИ.</w:t>
+      </w:r>
+    </w:p>
+    <w:p>
+      <w:pPr>
+        <w:spacing w:after="200" w:line="276" w:lineRule="auto"/>
+        <w:jc w:val="center"/>
+        <w:rPr>
+          <w:rFonts w:ascii="Verdana" w:hAnsi="Verdana" w:cs="Tahoma"/>
+          <w:b/>
+          <w:bCs/>
+          <w:sz w:val="36"/>
+          <w:szCs w:val="36"/>
+        </w:rPr>
+      </w:pPr>
+      <w:r>
+        <w:rPr>
+          <w:rFonts w:ascii="Verdana" w:hAnsi="Verdana" w:cs="Tahoma"/>
+          <w:b/>
+          <w:bCs/>
+          <w:sz w:val="36"/>
+          <w:szCs w:val="36"/>
+        </w:rPr>
+        <w:t>РАБОТА С КЛИЕНТОМ ПОСЛЕ ЗАПИСИ НА ДЕМОНСТРАЦИЮ</w:t>
+      </w:r>
+    </w:p>
+    <w:p>
+      <w:pPr>
+        <w:spacing w:after="200" w:line="276" w:lineRule="auto"/>
+        <w:jc w:val="center"/>
+        <w:rPr>
+          <w:rFonts w:ascii="Verdana" w:hAnsi="Verdana" w:cs="Tahoma"/>
+          <w:b/>
+          <w:bCs/>
+          <w:sz w:val="72"/>
+          <w:szCs w:val="72"/>
+        </w:rPr>
+      </w:pPr>
+      <w:r>
+        <w:rPr>
+          <w:rFonts w:ascii="Verdana" w:hAnsi="Verdana" w:cs="Tahoma"/>
+          <w:sz w:val="36"/>
+          <w:szCs w:val="36"/>
+        </w:rPr>
+        <w:t>РП [номер]</w:t>
+      </w:r>
+    </w:p>
+    <w:p>
+      <w:pPr>
+        <w:spacing w:after="200" w:line="276" w:lineRule="auto"/>
+        <w:jc w:val="center"/>
+        <w:rPr>
+          <w:rFonts w:ascii="Verdana" w:hAnsi="Verdana" w:cs="Tahoma"/>
+          <w:b/>
+          <w:bCs/>
+          <w:sz w:val="36"/>
+          <w:szCs w:val="36"/>
+        </w:rPr>
+      </w:pPr>
+    </w:p>
+    <w:p>
+      <w:pPr>
+        <w:spacing w:after="200" w:line="276" w:lineRule="auto"/>
+        <w:jc w:val="center"/>
+        <w:rPr>
+          <w:rFonts w:ascii="Verdana" w:hAnsi="Verdana" w:cs="Tahoma"/>
+          <w:b/>
+          <w:bCs/>
+          <w:sz w:val="36"/>
+          <w:szCs w:val="36"/>
+        </w:rPr>
+      </w:pPr>
+    </w:p>
+    <w:tbl>
+      <w:tblPr>
+        <w:tblStyle w:val="a3"/>
+        <w:tblW w:w="0" w:type="auto"/>
+        <w:tblBorders>
+          <w:top w:val="none" w:sz="0" w:space="0" w:color="auto"/>
+          <w:left w:val="none" w:sz="0" w:space="0" w:color="auto"/>
+          <w:bottom w:val="none" w:sz="0" w:space="0" w:color="auto"/>
+          <w:right w:val="none" w:sz="0" w:space="0" w:color="auto"/>
+          <w:insideH w:val="none" w:sz="0" w:space="0" w:color="auto"/>
+          <w:insideV w:val="none" w:sz="0" w:space="0" w:color="auto"/>
+        </w:tblBorders>
+        <w:tblLook w:val="04A0" w:firstRow="1" w:lastRow="0" w:firstColumn="1" w:lastColumn="0" w:noHBand="0" w:noVBand="1"/>
+      </w:tblPr>
+      <w:tblGrid>
+        <w:gridCol w:w="5665"/>
+        <w:gridCol w:w="4529"/>
+      </w:tblGrid>
+      <w:tr>
+        <w:tc>
+          <w:tcPr>
+            <w:tcW w:w="5665" w:type="dxa"/>
+          </w:tcPr>
+          <w:p>
+            <w:pPr>
+              <w:pStyle w:val="1"/>
+              <w:numPr>
+                <w:ilvl w:val="0"/>
+                <w:numId w:val="0"/>
+              </w:numPr>
+              <w:outlineLvl w:val="0"/>
+              <w:rPr>
+                <w:rFonts w:ascii="Verdana" w:hAnsi="Verdana" w:cs="Tahoma"/>
+                <w:b/>
+                <w:bCs/>
+                <w:caps w:val="0"/>
+              </w:rPr>
+            </w:pPr>
+            <w:r>
+              <w:rPr>
+                <w:rFonts w:ascii="Verdana" w:hAnsi="Verdana" w:cs="Tahoma"/>
+                <w:b/>
+                <w:bCs/>
+                <w:caps w:val="0"/>
+              </w:rPr>
+              <w:t>Разработано:</w:t>
+            </w:r>
+          </w:p>
+        </w:tc>
+        <w:tc>
+          <w:tcPr>
+            <w:tcW w:w="4529" w:type="dxa"/>
+          </w:tcPr>
+          <w:p>
+            <w:pPr>
+              <w:pStyle w:val="1"/>
+              <w:numPr>
+                <w:ilvl w:val="0"/>
+                <w:numId w:val="0"/>
+              </w:numPr>
+              <w:spacing w:after="240"/>
+              <w:outlineLvl w:val="0"/>
+              <w:rPr>
+                <w:rFonts w:ascii="Verdana" w:hAnsi="Verdana" w:cs="Tahoma"/>
+                <w:caps w:val="0"/>
+              </w:rPr>
+            </w:pPr>
+            <w:r>
+              <w:rPr>
+                <w:rFonts w:ascii="Verdana" w:hAnsi="Verdana" w:cs="Tahoma"/>
+                <w:b/>
+                <w:bCs/>
+                <w:caps w:val="0"/>
+              </w:rPr>
+              <w:t>[ФИО], [должность]</w:t>
+            </w:r>
+          </w:p>
+        </w:tc>
+      </w:tr>
+    </w:tbl>
+    <w:p>
+      <w:pPr>
+        <w:pStyle w:val="1"/>
+        <w:numPr>
+          <w:ilvl w:val="0"/>
+          <w:numId w:val="0"/>
+        </w:numPr>
+        <w:rPr>
+          <w:rFonts w:ascii="Verdana" w:hAnsi="Verdana" w:cs="Tahoma"/>
+          <w:caps w:val="0"/>
           <w:sz w:val="28"/>
           <w:szCs w:val="28"/>
         </w:rPr>
       </w:pPr>
+    </w:p>
+    <w:tbl>
+      <w:tblPr>
+        <w:tblStyle w:val="a3"/>
+        <w:tblW w:w="0" w:type="auto"/>
+        <w:tblBorders>
+          <w:top w:val="none" w:sz="0" w:space="0" w:color="auto"/>
+          <w:left w:val="none" w:sz="0" w:space="0" w:color="auto"/>
+          <w:bottom w:val="none" w:sz="0" w:space="0" w:color="auto"/>
+          <w:right w:val="none" w:sz="0" w:space="0" w:color="auto"/>
+          <w:insideH w:val="none" w:sz="0" w:space="0" w:color="auto"/>
+          <w:insideV w:val="none" w:sz="0" w:space="0" w:color="auto"/>
+        </w:tblBorders>
+        <w:tblLook w:val="04A0" w:firstRow="1" w:lastRow="0" w:firstColumn="1" w:lastColumn="0" w:noHBand="0" w:noVBand="1"/>
+      </w:tblPr>
+      <w:tblGrid>
+        <w:gridCol w:w="5665"/>
+        <w:gridCol w:w="4529"/>
+      </w:tblGrid>
+      <w:tr>
+        <w:tc>
+          <w:tcPr>
+            <w:tcW w:w="5665" w:type="dxa"/>
+          </w:tcPr>
+          <w:p>
+            <w:pPr>
+              <w:pStyle w:val="1"/>
+              <w:numPr>
+                <w:ilvl w:val="0"/>
+                <w:numId w:val="0"/>
+              </w:numPr>
+              <w:outlineLvl w:val="0"/>
+              <w:rPr>
+                <w:rFonts w:ascii="Verdana" w:hAnsi="Verdana" w:cs="Tahoma"/>
+                <w:b/>
+                <w:bCs/>
+                <w:caps w:val="0"/>
+              </w:rPr>
+            </w:pPr>
+            <w:r>
+              <w:rPr>
+                <w:rFonts w:ascii="Verdana" w:hAnsi="Verdana" w:cs="Tahoma"/>
+                <w:b/>
+                <w:bCs/>
+                <w:caps w:val="0"/>
+              </w:rPr>
+              <w:t>Согласовано:</w:t>
+            </w:r>
+          </w:p>
+        </w:tc>
+        <w:tc>
+          <w:tcPr>
+            <w:tcW w:w="4529" w:type="dxa"/>
+          </w:tcPr>
+          <w:p>
+            <w:pPr>
+              <w:pStyle w:val="1"/>
+              <w:numPr>
+                <w:ilvl w:val="0"/>
+                <w:numId w:val="0"/>
+              </w:numPr>
+              <w:spacing w:after="240"/>
+              <w:outlineLvl w:val="0"/>
+              <w:rPr>
+                <w:rFonts w:ascii="Verdana" w:hAnsi="Verdana" w:cs="Tahoma"/>
+                <w:caps w:val="0"/>
+              </w:rPr>
+            </w:pPr>
+            <w:r>
+              <w:rPr>
+                <w:rFonts w:ascii="Verdana" w:hAnsi="Verdana" w:cs="Tahoma"/>
+                <w:b/>
+                <w:bCs/>
+                <w:caps w:val="0"/>
+              </w:rPr>
+              <w:t>[ФИО], [должность]</w:t>
+            </w:r>
+          </w:p>
+        </w:tc>
+      </w:tr>
+      <w:tr>
+        <w:tc>
+          <w:tcPr>
+            <w:tcW w:w="5665" w:type="dxa"/>
+          </w:tcPr>
+          <w:p>
+            <w:pPr>
+              <w:pStyle w:val="1"/>
+              <w:numPr>
+                <w:ilvl w:val="0"/>
+                <w:numId w:val="0"/>
+              </w:numPr>
+              <w:outlineLvl w:val="0"/>
+              <w:rPr>
+                <w:rFonts w:ascii="Verdana" w:hAnsi="Verdana" w:cs="Tahoma"/>
+                <w:caps w:val="0"/>
+              </w:rPr>
+            </w:pPr>
+          </w:p>
+        </w:tc>
+        <w:tc>
+          <w:tcPr>
+            <w:tcW w:w="4529" w:type="dxa"/>
+          </w:tcPr>
+          <w:p>
+            <w:pPr>
+              <w:pStyle w:val="1"/>
+              <w:numPr>
+                <w:ilvl w:val="0"/>
+                <w:numId w:val="0"/>
+              </w:numPr>
+              <w:outlineLvl w:val="0"/>
+              <w:rPr>
+                <w:rFonts w:ascii="Verdana" w:hAnsi="Verdana" w:cs="Tahoma"/>
+                <w:caps w:val="0"/>
+              </w:rPr>
+            </w:pPr>
+            <w:r>
+              <w:rPr>
+                <w:rFonts w:ascii="Verdana" w:hAnsi="Verdana" w:cs="Tahoma"/>
+                <w:b/>
+                <w:bCs/>
+                <w:caps w:val="0"/>
+              </w:rPr>
+              <w:t/>
+            </w:r>
+          </w:p>
+        </w:tc>
+      </w:tr>
+    </w:tbl>
+    <w:p>
       <w:r>
-        <w:rPr>
-          <w:rFonts w:ascii="Times New Roman" w:hAnsi="Times New Roman" w:cs="Times New Roman"/>
+        <w:br w:type="page"/>
+      </w:r>
+    </w:p>
+    <w:p>
+      <w:pPr>
+        <w:pStyle w:val="a9"/>
+        <w:numPr>
+          <w:ilvl w:val="0"/>
+          <w:numId w:val="13"/>
+        </w:numPr>
+        <w:spacing w:before="400" w:after="400" w:line="23" w:lineRule="atLeast"/>
+        <w:ind w:left="709" w:hanging="709"/>
+        <w:contextualSpacing w:val="0"/>
+        <w:rPr>
+          <w:rFonts w:ascii="Verdana" w:hAnsi="Verdana" w:cs="Tahoma"/>
+          <w:b/>
+          <w:sz w:val="20"/>
+        </w:rPr>
+      </w:pPr>
+      <w:bookmarkStart w:id="0" w:name="_Toc235854730"/>
+      <w:bookmarkStart w:id="1" w:name="_Toc240961112"/>
+      <w:bookmarkEnd w:id="0"/>
+      <w:bookmarkEnd w:id="1"/>
+      <w:r>
+        <w:rPr>
+          <w:rFonts w:ascii="Verdana" w:hAnsi="Verdana" w:cs="Tahoma"/>
           <w:b/>
           <w:bCs/>
-          <w:sz w:val="28"/>
-          <w:szCs w:val="28"/>
-        </w:rPr>
-        <w:t>Регламент работы с клиентом после записи на демонстрацию:</w:t>
+          <w:sz w:val="20"/>
+          <w:szCs w:val="20"/>
+        </w:rPr>
+        <w:t>ЦЕЛЬ ДОКУМЕНТА</w:t>
       </w:r>
+    </w:p>
+    <w:p>
+      <w:pPr>
+        <w:pStyle w:val="a9"/>
+        <w:numPr>
+          <w:ilvl w:val="1"/>
+          <w:numId w:val="13"/>
+        </w:numPr>
+        <w:spacing w:after="200" w:line="23" w:lineRule="atLeast"/>
+        <w:ind w:left="709" w:hanging="709"/>
+        <w:contextualSpacing w:val="0"/>
+        <w:rPr>
+          <w:rFonts w:ascii="Verdana" w:hAnsi="Verdana" w:cs="Tahoma"/>
+          <w:sz w:val="20"/>
+        </w:rPr>
+      </w:pPr>
       <w:r>
         <w:rPr>
-          <w:rFonts w:ascii="Times New Roman" w:hAnsi="Times New Roman" w:cs="Times New Roman"/>
+          <w:rFonts w:ascii="Verdana" w:hAnsi="Verdana" w:cs="Tahoma"/>
+          <w:sz w:val="20"/>
+          <w:szCs w:val="20"/>
+        </w:rPr>
+        <w:t>Настоящий Регламент разработан в целях обеспечения единого и контролируемого порядка организации и проведения демонстраций для клиентов Компании «Форус» (далее – Компания).</w:t>
+      </w:r>
+    </w:p>
+    <w:p>
+      <w:pPr>
+        <w:pStyle w:val="a9"/>
+        <w:numPr>
+          <w:ilvl w:val="1"/>
+          <w:numId w:val="13"/>
+        </w:numPr>
+        <w:spacing w:after="200" w:line="23" w:lineRule="atLeast"/>
+        <w:ind w:left="709" w:hanging="709"/>
+        <w:contextualSpacing w:val="0"/>
+        <w:rPr>
+          <w:rFonts w:ascii="Verdana" w:hAnsi="Verdana" w:cs="Tahoma"/>
+          <w:sz w:val="20"/>
+        </w:rPr>
+      </w:pPr>
+      <w:r>
+        <w:rPr>
+          <w:rFonts w:ascii="Verdana" w:hAnsi="Verdana" w:cs="Tahoma"/>
+          <w:sz w:val="20"/>
+          <w:szCs w:val="20"/>
+        </w:rPr>
+        <w:t>Регламент направлен на исключение рисков некорректного подключения клиента к демонстрации, предотвращение несостыковок по дате, времени, ссылке подключения и составу участников, а также на обеспечение своевременного подтверждения участия клиента и качественного сбора обратной связи по итогам демонстрации.</w:t>
+      </w:r>
+    </w:p>
+    <w:p>
+      <w:pPr>
+        <w:pStyle w:val="a9"/>
+        <w:numPr>
+          <w:ilvl w:val="1"/>
+          <w:numId w:val="13"/>
+        </w:numPr>
+        <w:spacing w:after="200" w:line="23" w:lineRule="atLeast"/>
+        <w:ind w:left="709" w:hanging="709"/>
+        <w:contextualSpacing w:val="0"/>
+        <w:rPr>
+          <w:rFonts w:ascii="Verdana" w:hAnsi="Verdana" w:cs="Tahoma"/>
+          <w:sz w:val="20"/>
+        </w:rPr>
+      </w:pPr>
+      <w:r>
+        <w:rPr>
+          <w:rFonts w:ascii="Verdana" w:hAnsi="Verdana" w:cs="Tahoma"/>
+          <w:sz w:val="20"/>
+          <w:szCs w:val="20"/>
+        </w:rPr>
+        <w:t>Регламент определяет порядок взаимодействия между менеджером и специалистом при работе с клиентом после записи на демонстрацию и обеспечивает единообразие действий на всех этапах подготовки, проведения и завершения демонстрации.</w:t>
+      </w:r>
+    </w:p>
+    <w:p>
+      <w:pPr>
+        <w:pStyle w:val="a9"/>
+        <w:numPr>
+          <w:ilvl w:val="1"/>
+          <w:numId w:val="13"/>
+        </w:numPr>
+        <w:spacing w:after="200" w:line="23" w:lineRule="atLeast"/>
+        <w:ind w:left="709" w:hanging="709"/>
+        <w:contextualSpacing w:val="0"/>
+        <w:rPr>
+          <w:rFonts w:ascii="Verdana" w:hAnsi="Verdana" w:cs="Tahoma"/>
+          <w:sz w:val="20"/>
+        </w:rPr>
+      </w:pPr>
+      <w:r>
+        <w:rPr>
+          <w:rFonts w:ascii="Verdana" w:hAnsi="Verdana" w:cs="Tahoma"/>
+          <w:sz w:val="20"/>
+          <w:szCs w:val="20"/>
+        </w:rPr>
+        <w:t>Действие Регламента распространяется на процесс работы с клиентом после записи на демонстрацию (в том числе на линию консультаций):</w:t>
+      </w:r>
+    </w:p>
+    <w:p>
+      <w:pPr>
+        <w:pStyle w:val="a9"/>
+        <w:numPr>
+          <w:ilvl w:val="0"/>
+          <w:numId w:val="14"/>
+        </w:numPr>
+        <w:spacing w:line="23" w:lineRule="atLeast"/>
+        <w:ind w:left="993" w:hanging="284"/>
+        <w:contextualSpacing w:val="0"/>
+        <w:rPr>
+          <w:rFonts w:ascii="Verdana" w:hAnsi="Verdana" w:cs="Tahoma"/>
+          <w:sz w:val="20"/>
+        </w:rPr>
+      </w:pPr>
+      <w:r>
+        <w:rPr>
+          <w:rFonts w:ascii="Verdana" w:hAnsi="Verdana" w:cs="Tahoma"/>
+          <w:sz w:val="20"/>
+          <w:szCs w:val="20"/>
+        </w:rPr>
+        <w:t>информирование клиента о дате, времени и способе подключения к демонстрации;</w:t>
+      </w:r>
+    </w:p>
+    <w:p>
+      <w:pPr>
+        <w:pStyle w:val="a9"/>
+        <w:numPr>
+          <w:ilvl w:val="0"/>
+          <w:numId w:val="14"/>
+        </w:numPr>
+        <w:spacing w:line="23" w:lineRule="atLeast"/>
+        <w:ind w:left="993" w:hanging="284"/>
+        <w:contextualSpacing w:val="0"/>
+        <w:rPr>
+          <w:rFonts w:ascii="Verdana" w:hAnsi="Verdana" w:cs="Tahoma"/>
+          <w:sz w:val="20"/>
+        </w:rPr>
+      </w:pPr>
+      <w:r>
+        <w:rPr>
+          <w:rFonts w:ascii="Verdana" w:hAnsi="Verdana" w:cs="Tahoma"/>
+          <w:sz w:val="20"/>
+          <w:szCs w:val="20"/>
+        </w:rPr>
+        <w:t>подтверждение участия клиента до начала демонстрации;</w:t>
+      </w:r>
+    </w:p>
+    <w:p>
+      <w:pPr>
+        <w:pStyle w:val="a9"/>
+        <w:numPr>
+          <w:ilvl w:val="0"/>
+          <w:numId w:val="14"/>
+        </w:numPr>
+        <w:spacing w:line="23" w:lineRule="atLeast"/>
+        <w:ind w:left="993" w:hanging="284"/>
+        <w:contextualSpacing w:val="0"/>
+        <w:rPr>
+          <w:rFonts w:ascii="Verdana" w:hAnsi="Verdana" w:cs="Tahoma"/>
+          <w:sz w:val="20"/>
+        </w:rPr>
+      </w:pPr>
+      <w:r>
+        <w:rPr>
+          <w:rFonts w:ascii="Verdana" w:hAnsi="Verdana" w:cs="Tahoma"/>
+          <w:sz w:val="20"/>
+          <w:szCs w:val="20"/>
+        </w:rPr>
+        <w:t>проверку работоспособности ссылки подключения;</w:t>
+      </w:r>
+    </w:p>
+    <w:p>
+      <w:pPr>
+        <w:pStyle w:val="a9"/>
+        <w:numPr>
+          <w:ilvl w:val="0"/>
+          <w:numId w:val="14"/>
+        </w:numPr>
+        <w:spacing w:line="23" w:lineRule="atLeast"/>
+        <w:ind w:left="993" w:hanging="284"/>
+        <w:contextualSpacing w:val="0"/>
+        <w:rPr>
+          <w:rFonts w:ascii="Verdana" w:hAnsi="Verdana" w:cs="Tahoma"/>
+          <w:sz w:val="20"/>
+        </w:rPr>
+      </w:pPr>
+      <w:r>
+        <w:rPr>
+          <w:rFonts w:ascii="Verdana" w:hAnsi="Verdana" w:cs="Tahoma"/>
+          <w:sz w:val="20"/>
+          <w:szCs w:val="20"/>
+        </w:rPr>
+        <w:t>проведение демонстрации и организацию взаимодействия менеджера и специалиста;</w:t>
+      </w:r>
+    </w:p>
+    <w:p>
+      <w:pPr>
+        <w:pStyle w:val="a9"/>
+        <w:numPr>
+          <w:ilvl w:val="0"/>
+          <w:numId w:val="14"/>
+        </w:numPr>
+        <w:spacing w:line="23" w:lineRule="atLeast"/>
+        <w:ind w:left="993" w:hanging="284"/>
+        <w:contextualSpacing w:val="0"/>
+        <w:rPr>
+          <w:rFonts w:ascii="Verdana" w:hAnsi="Verdana" w:cs="Tahoma"/>
+          <w:sz w:val="20"/>
+        </w:rPr>
+      </w:pPr>
+      <w:r>
+        <w:rPr>
+          <w:rFonts w:ascii="Verdana" w:hAnsi="Verdana" w:cs="Tahoma"/>
+          <w:sz w:val="20"/>
+          <w:szCs w:val="20"/>
+        </w:rPr>
+        <w:t>сбор обратной связи по итогам демонстрации.</w:t>
+      </w:r>
+    </w:p>
+    <w:p>
+      <w:pPr>
+        <w:pStyle w:val="a9"/>
+        <w:numPr>
+          <w:ilvl w:val="1"/>
+          <w:numId w:val="13"/>
+        </w:numPr>
+        <w:spacing w:after="200" w:line="23" w:lineRule="atLeast"/>
+        <w:ind w:left="709" w:hanging="709"/>
+        <w:contextualSpacing w:val="0"/>
+        <w:rPr>
+          <w:rFonts w:ascii="Verdana" w:hAnsi="Verdana" w:cs="Tahoma"/>
+          <w:sz w:val="20"/>
+        </w:rPr>
+      </w:pPr>
+      <w:r>
+        <w:rPr>
+          <w:rFonts w:ascii="Verdana" w:hAnsi="Verdana" w:cs="Tahoma"/>
+          <w:sz w:val="20"/>
+          <w:szCs w:val="20"/>
+        </w:rPr>
+        <w:t>Круг лиц, на которых распространяется действие Регламента:</w:t>
+      </w:r>
+    </w:p>
+    <w:p>
+      <w:pPr>
+        <w:pStyle w:val="a9"/>
+        <w:numPr>
+          <w:ilvl w:val="0"/>
+          <w:numId w:val="14"/>
+        </w:numPr>
+        <w:spacing w:line="23" w:lineRule="atLeast"/>
+        <w:ind w:left="993" w:hanging="284"/>
+        <w:contextualSpacing w:val="0"/>
+        <w:rPr>
+          <w:rFonts w:ascii="Verdana" w:hAnsi="Verdana" w:cs="Tahoma"/>
+          <w:sz w:val="20"/>
+        </w:rPr>
+      </w:pPr>
+      <w:r>
+        <w:rPr>
+          <w:rFonts w:ascii="Verdana" w:hAnsi="Verdana" w:cs="Tahoma"/>
+          <w:sz w:val="20"/>
+          <w:szCs w:val="20"/>
+        </w:rPr>
+        <w:t>менеджеры, осуществляющие запись клиента на демонстрацию и сопровождение клиента;</w:t>
+      </w:r>
+    </w:p>
+    <w:p>
+      <w:pPr>
+        <w:pStyle w:val="a9"/>
+        <w:numPr>
+          <w:ilvl w:val="0"/>
+          <w:numId w:val="14"/>
+        </w:numPr>
+        <w:spacing w:line="23" w:lineRule="atLeast"/>
+        <w:ind w:left="993" w:hanging="284"/>
+        <w:contextualSpacing w:val="0"/>
+        <w:rPr>
+          <w:rFonts w:ascii="Verdana" w:hAnsi="Verdana" w:cs="Tahoma"/>
+          <w:sz w:val="20"/>
+        </w:rPr>
+      </w:pPr>
+      <w:r>
+        <w:rPr>
+          <w:rFonts w:ascii="Verdana" w:hAnsi="Verdana" w:cs="Tahoma"/>
+          <w:sz w:val="20"/>
+          <w:szCs w:val="20"/>
+        </w:rPr>
+        <w:t>специалисты, проводящие демонстрацию (в том числе специалисты линии консультаций);</w:t>
+      </w:r>
+    </w:p>
+    <w:p>
+      <w:pPr>
+        <w:pStyle w:val="a9"/>
+        <w:numPr>
+          <w:ilvl w:val="0"/>
+          <w:numId w:val="14"/>
+        </w:numPr>
+        <w:spacing w:line="23" w:lineRule="atLeast"/>
+        <w:ind w:left="993" w:hanging="284"/>
+        <w:contextualSpacing w:val="0"/>
+        <w:rPr>
+          <w:rFonts w:ascii="Verdana" w:hAnsi="Verdana" w:cs="Tahoma"/>
+          <w:sz w:val="20"/>
+        </w:rPr>
+      </w:pPr>
+      <w:r>
+        <w:rPr>
+          <w:rFonts w:ascii="Verdana" w:hAnsi="Verdana" w:cs="Tahoma"/>
+          <w:sz w:val="20"/>
+          <w:szCs w:val="20"/>
+        </w:rPr>
+        <w:t>иные сотрудники Компании, привлеченные к организации и проведению демонстрации.</w:t>
+      </w:r>
+    </w:p>
+    <w:p>
+      <w:pPr>
+        <w:pStyle w:val="a9"/>
+        <w:numPr>
+          <w:ilvl w:val="0"/>
+          <w:numId w:val="13"/>
+        </w:numPr>
+        <w:spacing w:before="400" w:after="400" w:line="23" w:lineRule="atLeast"/>
+        <w:ind w:left="709" w:hanging="709"/>
+        <w:contextualSpacing w:val="0"/>
+        <w:rPr>
+          <w:rFonts w:ascii="Verdana" w:hAnsi="Verdana" w:cs="Tahoma"/>
+          <w:b/>
+          <w:sz w:val="20"/>
+        </w:rPr>
+      </w:pPr>
+      <w:bookmarkStart w:id="0" w:name="_Toc235854730"/>
+      <w:bookmarkStart w:id="1" w:name="_Toc240961112"/>
+      <w:bookmarkEnd w:id="0"/>
+      <w:bookmarkEnd w:id="1"/>
+      <w:r>
+        <w:rPr>
+          <w:rFonts w:ascii="Verdana" w:hAnsi="Verdana" w:cs="Tahoma"/>
           <w:b/>
           <w:bCs/>
-          <w:sz w:val="28"/>
-          <w:szCs w:val="28"/>
-        </w:rPr>
-        <w:br/>
+          <w:sz w:val="20"/>
+          <w:szCs w:val="20"/>
+        </w:rPr>
+        <w:t>ИНФОРМИРОВАНИЕ КЛИЕНТА ПРИ ЗАПИСИ НА ДЕМОНСТРАЦИЮ</w:t>
       </w:r>
+    </w:p>
+    <w:p>
+      <w:pPr>
+        <w:pStyle w:val="a9"/>
+        <w:numPr>
+          <w:ilvl w:val="1"/>
+          <w:numId w:val="13"/>
+        </w:numPr>
+        <w:spacing w:after="200" w:line="23" w:lineRule="atLeast"/>
+        <w:ind w:left="709" w:hanging="709"/>
+        <w:contextualSpacing w:val="0"/>
+        <w:rPr>
+          <w:rFonts w:ascii="Verdana" w:hAnsi="Verdana" w:cs="Tahoma"/>
+          <w:sz w:val="20"/>
+        </w:rPr>
+      </w:pPr>
       <w:r>
         <w:rPr>
-          <w:rFonts w:ascii="Times New Roman" w:hAnsi="Times New Roman" w:cs="Times New Roman"/>
-          <w:sz w:val="28"/>
-          <w:szCs w:val="28"/>
-        </w:rPr>
-        <w:br/>
+          <w:rFonts w:ascii="Verdana" w:hAnsi="Verdana" w:cs="Tahoma"/>
+          <w:sz w:val="20"/>
+          <w:szCs w:val="20"/>
+        </w:rPr>
+        <w:t>При записи клиента на демонстрацию (в том числе на линию консультаций) менеджер обязан направить клиенту информационное письмо по электронной почте.</w:t>
       </w:r>
+    </w:p>
+    <w:p>
+      <w:pPr>
+        <w:pStyle w:val="a9"/>
+        <w:numPr>
+          <w:ilvl w:val="1"/>
+          <w:numId w:val="13"/>
+        </w:numPr>
+        <w:spacing w:after="200" w:line="23" w:lineRule="atLeast"/>
+        <w:ind w:left="709" w:hanging="709"/>
+        <w:contextualSpacing w:val="0"/>
+        <w:rPr>
+          <w:rFonts w:ascii="Verdana" w:hAnsi="Verdana" w:cs="Tahoma"/>
+          <w:sz w:val="20"/>
+        </w:rPr>
+      </w:pPr>
       <w:r>
         <w:rPr>
-          <w:rFonts w:ascii="Times New Roman" w:hAnsi="Times New Roman" w:cs="Times New Roman"/>
-          <w:sz w:val="28"/>
-          <w:szCs w:val="28"/>
-        </w:rPr>
-        <w:br/>
-        <w:t>1. При записи клиента на демонстрацию (на линию консультаций) необходимо направить информационное письмо на почту, в котором будет указана дата, время и прикреплена ссылка на подключение. После этого, ссылка копируется и отправляется специалисту.</w:t>
+          <w:rFonts w:ascii="Verdana" w:hAnsi="Verdana" w:cs="Tahoma"/>
+          <w:sz w:val="20"/>
+          <w:szCs w:val="20"/>
+        </w:rPr>
+        <w:t>Информационное письмо должно содержать:</w:t>
       </w:r>
+    </w:p>
+    <w:p>
+      <w:pPr>
+        <w:pStyle w:val="a9"/>
+        <w:numPr>
+          <w:ilvl w:val="0"/>
+          <w:numId w:val="15"/>
+        </w:numPr>
+        <w:spacing w:line="23" w:lineRule="atLeast"/>
+        <w:ind w:left="993" w:hanging="284"/>
+        <w:contextualSpacing w:val="0"/>
+        <w:rPr>
+          <w:rFonts w:ascii="Verdana" w:hAnsi="Verdana" w:cs="Tahoma"/>
+          <w:sz w:val="20"/>
+        </w:rPr>
+      </w:pPr>
       <w:r>
         <w:rPr>
-          <w:rFonts w:ascii="Times New Roman" w:hAnsi="Times New Roman" w:cs="Times New Roman"/>
-          <w:sz w:val="28"/>
-          <w:szCs w:val="28"/>
-        </w:rPr>
-        <w:br/>
+          <w:rFonts w:ascii="Verdana" w:hAnsi="Verdana" w:cs="Tahoma"/>
+          <w:sz w:val="20"/>
+          <w:szCs w:val="20"/>
+        </w:rPr>
+        <w:t>дату проведения демонстрации;</w:t>
       </w:r>
+    </w:p>
+    <w:p>
+      <w:pPr>
+        <w:pStyle w:val="a9"/>
+        <w:numPr>
+          <w:ilvl w:val="0"/>
+          <w:numId w:val="15"/>
+        </w:numPr>
+        <w:spacing w:line="23" w:lineRule="atLeast"/>
+        <w:ind w:left="993" w:hanging="284"/>
+        <w:contextualSpacing w:val="0"/>
+        <w:rPr>
+          <w:rFonts w:ascii="Verdana" w:hAnsi="Verdana" w:cs="Tahoma"/>
+          <w:sz w:val="20"/>
+        </w:rPr>
+      </w:pPr>
       <w:r>
         <w:rPr>
-          <w:rFonts w:ascii="Times New Roman" w:hAnsi="Times New Roman" w:cs="Times New Roman"/>
-          <w:sz w:val="28"/>
-          <w:szCs w:val="28"/>
-        </w:rPr>
-        <w:br/>
+          <w:rFonts w:ascii="Verdana" w:hAnsi="Verdana" w:cs="Tahoma"/>
+          <w:sz w:val="20"/>
+          <w:szCs w:val="20"/>
+        </w:rPr>
+        <w:t>время проведения демонстрации;</w:t>
       </w:r>
+    </w:p>
+    <w:p>
+      <w:pPr>
+        <w:pStyle w:val="a9"/>
+        <w:numPr>
+          <w:ilvl w:val="0"/>
+          <w:numId w:val="15"/>
+        </w:numPr>
+        <w:spacing w:line="23" w:lineRule="atLeast"/>
+        <w:ind w:left="993" w:hanging="284"/>
+        <w:contextualSpacing w:val="0"/>
+        <w:rPr>
+          <w:rFonts w:ascii="Verdana" w:hAnsi="Verdana" w:cs="Tahoma"/>
+          <w:sz w:val="20"/>
+        </w:rPr>
+      </w:pPr>
       <w:r>
         <w:rPr>
-          <w:rFonts w:ascii="Times New Roman" w:hAnsi="Times New Roman" w:cs="Times New Roman"/>
+          <w:rFonts w:ascii="Verdana" w:hAnsi="Verdana" w:cs="Tahoma"/>
+          <w:sz w:val="20"/>
+          <w:szCs w:val="20"/>
+        </w:rPr>
+        <w:t>ссылку для подключения к демонстрации.</w:t>
+      </w:r>
+    </w:p>
+    <w:p>
+      <w:pPr>
+        <w:pStyle w:val="a9"/>
+        <w:numPr>
+          <w:ilvl w:val="1"/>
+          <w:numId w:val="13"/>
+        </w:numPr>
+        <w:spacing w:after="200" w:line="23" w:lineRule="atLeast"/>
+        <w:ind w:left="709" w:hanging="709"/>
+        <w:contextualSpacing w:val="0"/>
+        <w:rPr>
+          <w:rFonts w:ascii="Verdana" w:hAnsi="Verdana" w:cs="Tahoma"/>
+          <w:sz w:val="20"/>
+        </w:rPr>
+      </w:pPr>
+      <w:r>
+        <w:rPr>
+          <w:rFonts w:ascii="Verdana" w:hAnsi="Verdana" w:cs="Tahoma"/>
+          <w:sz w:val="20"/>
+          <w:szCs w:val="20"/>
+        </w:rPr>
+        <w:t>После направления информационного письма менеджер обязан скопировать ссылку для подключения и направить ее специалисту, ответственному за проведение демонстрации.</w:t>
+      </w:r>
+    </w:p>
+    <w:p>
+      <w:pPr>
+        <w:pStyle w:val="a9"/>
+        <w:numPr>
+          <w:ilvl w:val="1"/>
+          <w:numId w:val="13"/>
+        </w:numPr>
+        <w:spacing w:after="200" w:line="23" w:lineRule="atLeast"/>
+        <w:ind w:left="709" w:hanging="709"/>
+        <w:contextualSpacing w:val="0"/>
+        <w:rPr>
+          <w:rFonts w:ascii="Verdana" w:hAnsi="Verdana" w:cs="Tahoma"/>
+          <w:sz w:val="20"/>
+        </w:rPr>
+      </w:pPr>
+      <w:r>
+        <w:rPr>
+          <w:rFonts w:ascii="Verdana" w:hAnsi="Verdana" w:cs="Tahoma"/>
+          <w:sz w:val="20"/>
+          <w:szCs w:val="20"/>
+        </w:rPr>
+        <w:t>Менеджер обязан сопоставить и проверить адрес ссылки, направляемой клиенту и специалисту, на предмет корректности и идентичности. Не допускается направление клиенту и специалисту различных либо неактуальных ссылок.</w:t>
+      </w:r>
+    </w:p>
+    <w:p>
+      <w:pPr>
+        <w:pStyle w:val="a9"/>
+        <w:numPr>
+          <w:ilvl w:val="0"/>
+          <w:numId w:val="13"/>
+        </w:numPr>
+        <w:spacing w:before="400" w:after="400" w:line="23" w:lineRule="atLeast"/>
+        <w:ind w:left="709" w:hanging="709"/>
+        <w:contextualSpacing w:val="0"/>
+        <w:rPr>
+          <w:rFonts w:ascii="Verdana" w:hAnsi="Verdana" w:cs="Tahoma"/>
+          <w:b/>
+          <w:sz w:val="20"/>
+        </w:rPr>
+      </w:pPr>
+      <w:bookmarkStart w:id="0" w:name="_Toc235854730"/>
+      <w:bookmarkStart w:id="1" w:name="_Toc240961112"/>
+      <w:bookmarkEnd w:id="0"/>
+      <w:bookmarkEnd w:id="1"/>
+      <w:r>
+        <w:rPr>
+          <w:rFonts w:ascii="Verdana" w:hAnsi="Verdana" w:cs="Tahoma"/>
           <w:b/>
           <w:bCs/>
-          <w:sz w:val="28"/>
-          <w:szCs w:val="28"/>
-        </w:rPr>
-        <w:t>ВАЖНО:</w:t>
+          <w:sz w:val="20"/>
+          <w:szCs w:val="20"/>
+        </w:rPr>
+        <w:t>ПОДТВЕРЖДЕНИЕ УЧАСТИЯ КЛИЕНТА</w:t>
       </w:r>
+    </w:p>
+    <w:p>
+      <w:pPr>
+        <w:pStyle w:val="a9"/>
+        <w:numPr>
+          <w:ilvl w:val="1"/>
+          <w:numId w:val="13"/>
+        </w:numPr>
+        <w:spacing w:after="200" w:line="23" w:lineRule="atLeast"/>
+        <w:ind w:left="709" w:hanging="709"/>
+        <w:contextualSpacing w:val="0"/>
+        <w:rPr>
+          <w:rFonts w:ascii="Verdana" w:hAnsi="Verdana" w:cs="Tahoma"/>
+          <w:sz w:val="20"/>
+        </w:rPr>
+      </w:pPr>
       <w:r>
         <w:rPr>
-          <w:rFonts w:ascii="Times New Roman" w:hAnsi="Times New Roman" w:cs="Times New Roman"/>
-          <w:sz w:val="28"/>
-          <w:szCs w:val="28"/>
-        </w:rPr>
-        <w:t xml:space="preserve"> адрес ссылки необходимо сопоставить и проверить.</w:t>
+          <w:rFonts w:ascii="Verdana" w:hAnsi="Verdana" w:cs="Tahoma"/>
+          <w:sz w:val="20"/>
+          <w:szCs w:val="20"/>
+        </w:rPr>
+        <w:t>За 1 (Один) день до предполагаемой даты демонстрации менеджер обязан связаться с клиентом по телефону в целях:</w:t>
       </w:r>
+    </w:p>
+    <w:p>
+      <w:pPr>
+        <w:pStyle w:val="a9"/>
+        <w:numPr>
+          <w:ilvl w:val="0"/>
+          <w:numId w:val="14"/>
+        </w:numPr>
+        <w:spacing w:line="23" w:lineRule="atLeast"/>
+        <w:ind w:left="993" w:hanging="284"/>
+        <w:contextualSpacing w:val="0"/>
+        <w:rPr>
+          <w:rFonts w:ascii="Verdana" w:hAnsi="Verdana" w:cs="Tahoma"/>
+          <w:sz w:val="20"/>
+        </w:rPr>
+      </w:pPr>
       <w:r>
         <w:rPr>
-          <w:rFonts w:ascii="Times New Roman" w:hAnsi="Times New Roman" w:cs="Times New Roman"/>
-          <w:sz w:val="28"/>
-          <w:szCs w:val="28"/>
-        </w:rPr>
-        <w:br/>
+          <w:rFonts w:ascii="Verdana" w:hAnsi="Verdana" w:cs="Tahoma"/>
+          <w:sz w:val="20"/>
+          <w:szCs w:val="20"/>
+        </w:rPr>
+        <w:t>подтверждения присутствия клиента на демонстрации;</w:t>
       </w:r>
+    </w:p>
+    <w:p>
+      <w:pPr>
+        <w:pStyle w:val="a9"/>
+        <w:numPr>
+          <w:ilvl w:val="0"/>
+          <w:numId w:val="14"/>
+        </w:numPr>
+        <w:spacing w:line="23" w:lineRule="atLeast"/>
+        <w:ind w:left="993" w:hanging="284"/>
+        <w:contextualSpacing w:val="0"/>
+        <w:rPr>
+          <w:rFonts w:ascii="Verdana" w:hAnsi="Verdana" w:cs="Tahoma"/>
+          <w:sz w:val="20"/>
+        </w:rPr>
+      </w:pPr>
       <w:r>
         <w:rPr>
-          <w:rFonts w:ascii="Times New Roman" w:hAnsi="Times New Roman" w:cs="Times New Roman"/>
-          <w:sz w:val="28"/>
-          <w:szCs w:val="28"/>
-        </w:rPr>
-        <w:br/>
-        <w:t>2. За 1 день до предполагаемой даты демонстрации необходимо позвонить клиенту и подтвердить присутствие, уточнить необходимость дублирования информации по месту проведения демонстрации.</w:t>
+          <w:rFonts w:ascii="Verdana" w:hAnsi="Verdana" w:cs="Tahoma"/>
+          <w:sz w:val="20"/>
+          <w:szCs w:val="20"/>
+        </w:rPr>
+        <w:t>уточнения необходимости дублирования информации о месте (способе) проведения демонстрации.</w:t>
       </w:r>
+    </w:p>
+    <w:p>
+      <w:pPr>
+        <w:pStyle w:val="a9"/>
+        <w:numPr>
+          <w:ilvl w:val="1"/>
+          <w:numId w:val="13"/>
+        </w:numPr>
+        <w:spacing w:after="200" w:line="23" w:lineRule="atLeast"/>
+        <w:ind w:left="709" w:hanging="709"/>
+        <w:contextualSpacing w:val="0"/>
+        <w:rPr>
+          <w:rFonts w:ascii="Verdana" w:hAnsi="Verdana" w:cs="Tahoma"/>
+          <w:sz w:val="20"/>
+        </w:rPr>
+      </w:pPr>
       <w:r>
         <w:rPr>
-          <w:rFonts w:ascii="Times New Roman" w:hAnsi="Times New Roman" w:cs="Times New Roman"/>
-          <w:sz w:val="28"/>
-          <w:szCs w:val="28"/>
-        </w:rPr>
-        <w:br/>
+          <w:rFonts w:ascii="Verdana" w:hAnsi="Verdana" w:cs="Tahoma"/>
+          <w:sz w:val="20"/>
+          <w:szCs w:val="20"/>
+        </w:rPr>
+        <w:t>За 1 (Один) час до начала демонстрации менеджер обязан повторно связаться с клиентом и уточнить, не изменились ли планы клиента и сможет ли клиент присутствовать на демонстрации.</w:t>
       </w:r>
+    </w:p>
+    <w:p>
+      <w:pPr>
+        <w:pStyle w:val="a9"/>
+        <w:numPr>
+          <w:ilvl w:val="1"/>
+          <w:numId w:val="13"/>
+        </w:numPr>
+        <w:spacing w:after="200" w:line="23" w:lineRule="atLeast"/>
+        <w:ind w:left="709" w:hanging="709"/>
+        <w:contextualSpacing w:val="0"/>
+        <w:rPr>
+          <w:rFonts w:ascii="Verdana" w:hAnsi="Verdana" w:cs="Tahoma"/>
+          <w:sz w:val="20"/>
+        </w:rPr>
+      </w:pPr>
       <w:r>
         <w:rPr>
-          <w:rFonts w:ascii="Times New Roman" w:hAnsi="Times New Roman" w:cs="Times New Roman"/>
-          <w:sz w:val="28"/>
-          <w:szCs w:val="28"/>
-        </w:rPr>
-        <w:br/>
-        <w:t>3. За 1 час до встречи необходимо связаться с клиентом и уточнить, не изменились ли его планы и сможет ли он присутствовать на демонстрации, после чего написать специалисту о проведении/переносе встречи</w:t>
+          <w:rFonts w:ascii="Verdana" w:hAnsi="Verdana" w:cs="Tahoma"/>
+          <w:sz w:val="20"/>
+          <w:szCs w:val="20"/>
+        </w:rPr>
+        <w:t>По результатам связи с клиентом менеджер обязан проинформировать специалиста о проведении либо о переносе демонстрации.</w:t>
       </w:r>
+    </w:p>
+    <w:p>
+      <w:pPr>
+        <w:pStyle w:val="a9"/>
+        <w:numPr>
+          <w:ilvl w:val="1"/>
+          <w:numId w:val="13"/>
+        </w:numPr>
+        <w:spacing w:after="200" w:line="23" w:lineRule="atLeast"/>
+        <w:ind w:left="709" w:hanging="709"/>
+        <w:contextualSpacing w:val="0"/>
+        <w:rPr>
+          <w:rFonts w:ascii="Verdana" w:hAnsi="Verdana" w:cs="Tahoma"/>
+          <w:sz w:val="20"/>
+        </w:rPr>
+      </w:pPr>
       <w:r>
         <w:rPr>
-          <w:rFonts w:ascii="Times New Roman" w:hAnsi="Times New Roman" w:cs="Times New Roman"/>
-          <w:sz w:val="28"/>
-          <w:szCs w:val="28"/>
-        </w:rPr>
-        <w:br/>
+          <w:rFonts w:ascii="Verdana" w:hAnsi="Verdana" w:cs="Tahoma"/>
+          <w:sz w:val="20"/>
+          <w:szCs w:val="20"/>
+        </w:rPr>
+        <w:t>В случае переноса демонстрации менеджер обеспечивает согласование новой даты и времени с клиентом и специалистом, а также повторное направление информационного письма с актуальными данными и ссылкой для подключения в соответствии с разделом 2 настоящего Регламента.</w:t>
       </w:r>
+    </w:p>
+    <w:p>
+      <w:pPr>
+        <w:pStyle w:val="a9"/>
+        <w:numPr>
+          <w:ilvl w:val="0"/>
+          <w:numId w:val="13"/>
+        </w:numPr>
+        <w:spacing w:before="400" w:after="400" w:line="23" w:lineRule="atLeast"/>
+        <w:ind w:left="709" w:hanging="709"/>
+        <w:contextualSpacing w:val="0"/>
+        <w:rPr>
+          <w:rFonts w:ascii="Verdana" w:hAnsi="Verdana" w:cs="Tahoma"/>
+          <w:b/>
+          <w:sz w:val="20"/>
+        </w:rPr>
+      </w:pPr>
+      <w:bookmarkStart w:id="0" w:name="_Toc235854730"/>
+      <w:bookmarkStart w:id="1" w:name="_Toc240961112"/>
+      <w:bookmarkEnd w:id="0"/>
+      <w:bookmarkEnd w:id="1"/>
       <w:r>
         <w:rPr>
-          <w:rFonts w:ascii="Times New Roman" w:hAnsi="Times New Roman" w:cs="Times New Roman"/>
-          <w:sz w:val="28"/>
-          <w:szCs w:val="28"/>
-        </w:rPr>
-        <w:br/>
-        <w:t>4. За 5 минут до встречи менеджеру необходимо подключиться по ссылке для клиента и проверить работоспособность ссылки, дождаться специалиста, клиента, провести первый этап демонстрации (знакомство специалиста и клиента, краткий ввод в план демонстрации), после этого менеджер может подключиться, предупредив клиента, что вернется со звонком, чтобы собрать обратную связь</w:t>
+          <w:rFonts w:ascii="Verdana" w:hAnsi="Verdana" w:cs="Tahoma"/>
+          <w:b/>
+          <w:bCs/>
+          <w:sz w:val="20"/>
+          <w:szCs w:val="20"/>
+        </w:rPr>
+        <w:t>ПРОВЕДЕНИЕ ДЕМОНСТРАЦИИ</w:t>
       </w:r>
+    </w:p>
+    <w:p>
+      <w:pPr>
+        <w:pStyle w:val="a9"/>
+        <w:numPr>
+          <w:ilvl w:val="1"/>
+          <w:numId w:val="13"/>
+        </w:numPr>
+        <w:spacing w:after="200" w:line="23" w:lineRule="atLeast"/>
+        <w:ind w:left="709" w:hanging="709"/>
+        <w:contextualSpacing w:val="0"/>
+        <w:rPr>
+          <w:rFonts w:ascii="Verdana" w:hAnsi="Verdana" w:cs="Tahoma"/>
+          <w:sz w:val="20"/>
+        </w:rPr>
+      </w:pPr>
       <w:r>
         <w:rPr>
-          <w:rFonts w:ascii="Times New Roman" w:hAnsi="Times New Roman" w:cs="Times New Roman"/>
-          <w:sz w:val="28"/>
-          <w:szCs w:val="28"/>
-        </w:rPr>
-        <w:br/>
+          <w:rFonts w:ascii="Verdana" w:hAnsi="Verdana" w:cs="Tahoma"/>
+          <w:sz w:val="20"/>
+          <w:szCs w:val="20"/>
+        </w:rPr>
+        <w:t>За 5 (Пять) минут до начала демонстрации менеджер обязан подключиться по ссылке, направленной клиенту, и проверить ее работоспособность.</w:t>
       </w:r>
+    </w:p>
+    <w:p>
+      <w:pPr>
+        <w:pStyle w:val="a9"/>
+        <w:numPr>
+          <w:ilvl w:val="1"/>
+          <w:numId w:val="13"/>
+        </w:numPr>
+        <w:spacing w:after="200" w:line="23" w:lineRule="atLeast"/>
+        <w:ind w:left="709" w:hanging="709"/>
+        <w:contextualSpacing w:val="0"/>
+        <w:rPr>
+          <w:rFonts w:ascii="Verdana" w:hAnsi="Verdana" w:cs="Tahoma"/>
+          <w:sz w:val="20"/>
+        </w:rPr>
+      </w:pPr>
       <w:r>
         <w:rPr>
-          <w:rFonts w:ascii="Times New Roman" w:hAnsi="Times New Roman" w:cs="Times New Roman"/>
-          <w:sz w:val="28"/>
-          <w:szCs w:val="28"/>
-        </w:rPr>
-        <w:br/>
-        <w:t>5. В течение 3-х дней после демонстрации менеджеру нужно связаться с клиентом и собрать обратную связь о качестве оказываемой услуги/демонстрации</w:t>
+          <w:rFonts w:ascii="Verdana" w:hAnsi="Verdana" w:cs="Tahoma"/>
+          <w:sz w:val="20"/>
+          <w:szCs w:val="20"/>
+        </w:rPr>
+        <w:t>Менеджер ожидает подключения специалиста и клиента и обеспечивает начало демонстрации.</w:t>
       </w:r>
     </w:p>
+    <w:p>
+      <w:pPr>
+        <w:pStyle w:val="a9"/>
+        <w:numPr>
+          <w:ilvl w:val="1"/>
+          <w:numId w:val="13"/>
+        </w:numPr>
+        <w:spacing w:after="200" w:line="23" w:lineRule="atLeast"/>
+        <w:ind w:left="709" w:hanging="709"/>
+        <w:contextualSpacing w:val="0"/>
+        <w:rPr>
+          <w:rFonts w:ascii="Verdana" w:hAnsi="Verdana" w:cs="Tahoma"/>
+          <w:sz w:val="20"/>
+        </w:rPr>
+      </w:pPr>
+      <w:r>
+        <w:rPr>
+          <w:rFonts w:ascii="Verdana" w:hAnsi="Verdana" w:cs="Tahoma"/>
+          <w:sz w:val="20"/>
+          <w:szCs w:val="20"/>
+        </w:rPr>
+        <w:t>На первом этапе демонстрации менеджер обеспечивает:</w:t>
+      </w:r>
+    </w:p>
+    <w:p>
+      <w:pPr>
+        <w:pStyle w:val="a9"/>
+        <w:numPr>
+          <w:ilvl w:val="0"/>
+          <w:numId w:val="14"/>
+        </w:numPr>
+        <w:spacing w:line="23" w:lineRule="atLeast"/>
+        <w:ind w:left="993" w:hanging="284"/>
+        <w:contextualSpacing w:val="0"/>
+        <w:rPr>
+          <w:rFonts w:ascii="Verdana" w:hAnsi="Verdana" w:cs="Tahoma"/>
+          <w:sz w:val="20"/>
+        </w:rPr>
+      </w:pPr>
+      <w:r>
+        <w:rPr>
+          <w:rFonts w:ascii="Verdana" w:hAnsi="Verdana" w:cs="Tahoma"/>
+          <w:sz w:val="20"/>
+          <w:szCs w:val="20"/>
+        </w:rPr>
+        <w:t>знакомство специалиста и клиента;</w:t>
+      </w:r>
+    </w:p>
+    <w:p>
+      <w:pPr>
+        <w:pStyle w:val="a9"/>
+        <w:numPr>
+          <w:ilvl w:val="0"/>
+          <w:numId w:val="14"/>
+        </w:numPr>
+        <w:spacing w:line="23" w:lineRule="atLeast"/>
+        <w:ind w:left="993" w:hanging="284"/>
+        <w:contextualSpacing w:val="0"/>
+        <w:rPr>
+          <w:rFonts w:ascii="Verdana" w:hAnsi="Verdana" w:cs="Tahoma"/>
+          <w:sz w:val="20"/>
+        </w:rPr>
+      </w:pPr>
+      <w:r>
+        <w:rPr>
+          <w:rFonts w:ascii="Verdana" w:hAnsi="Verdana" w:cs="Tahoma"/>
+          <w:sz w:val="20"/>
+          <w:szCs w:val="20"/>
+        </w:rPr>
+        <w:t>краткий ввод в план демонстрации.</w:t>
+      </w:r>
+    </w:p>
+    <w:p>
+      <w:pPr>
+        <w:pStyle w:val="a9"/>
+        <w:numPr>
+          <w:ilvl w:val="1"/>
+          <w:numId w:val="13"/>
+        </w:numPr>
+        <w:spacing w:after="200" w:line="23" w:lineRule="atLeast"/>
+        <w:ind w:left="709" w:hanging="709"/>
+        <w:contextualSpacing w:val="0"/>
+        <w:rPr>
+          <w:rFonts w:ascii="Verdana" w:hAnsi="Verdana" w:cs="Tahoma"/>
+          <w:sz w:val="20"/>
+        </w:rPr>
+      </w:pPr>
+      <w:r>
+        <w:rPr>
+          <w:rFonts w:ascii="Verdana" w:hAnsi="Verdana" w:cs="Tahoma"/>
+          <w:sz w:val="20"/>
+          <w:szCs w:val="20"/>
+        </w:rPr>
+        <w:t>После завершения первого этапа менеджер вправе отключиться от демонстрации, предварительно предупредив клиента о том, что свяжется с ним дополнительно для сбора обратной связи.</w:t>
+      </w:r>
+    </w:p>
+    <w:p>
+      <w:pPr>
+        <w:pStyle w:val="a9"/>
+        <w:numPr>
+          <w:ilvl w:val="1"/>
+          <w:numId w:val="13"/>
+        </w:numPr>
+        <w:spacing w:after="200" w:line="23" w:lineRule="atLeast"/>
+        <w:ind w:left="709" w:hanging="709"/>
+        <w:contextualSpacing w:val="0"/>
+        <w:rPr>
+          <w:rFonts w:ascii="Verdana" w:hAnsi="Verdana" w:cs="Tahoma"/>
+          <w:sz w:val="20"/>
+        </w:rPr>
+      </w:pPr>
+      <w:r>
+        <w:rPr>
+          <w:rFonts w:ascii="Verdana" w:hAnsi="Verdana" w:cs="Tahoma"/>
+          <w:sz w:val="20"/>
+          <w:szCs w:val="20"/>
+        </w:rPr>
+        <w:t>В случае выявления неисправности ссылки либо иных технических препятствий к подключению менеджер незамедлительно принимает меры по устранению проблемы и информирует клиента и специалиста о порядке дальнейших действий.</w:t>
+      </w:r>
+    </w:p>
+    <w:p>
+      <w:pPr>
+        <w:pStyle w:val="a9"/>
+        <w:numPr>
+          <w:ilvl w:val="0"/>
+          <w:numId w:val="13"/>
+        </w:numPr>
+        <w:spacing w:before="400" w:after="400" w:line="23" w:lineRule="atLeast"/>
+        <w:ind w:left="709" w:hanging="709"/>
+        <w:contextualSpacing w:val="0"/>
+        <w:rPr>
+          <w:rFonts w:ascii="Verdana" w:hAnsi="Verdana" w:cs="Tahoma"/>
+          <w:b/>
+          <w:sz w:val="20"/>
+        </w:rPr>
+      </w:pPr>
+      <w:bookmarkStart w:id="0" w:name="_Toc235854730"/>
+      <w:bookmarkStart w:id="1" w:name="_Toc240961112"/>
+      <w:bookmarkEnd w:id="0"/>
+      <w:bookmarkEnd w:id="1"/>
+      <w:r>
+        <w:rPr>
+          <w:rFonts w:ascii="Verdana" w:hAnsi="Verdana" w:cs="Tahoma"/>
+          <w:b/>
+          <w:bCs/>
+          <w:sz w:val="20"/>
+          <w:szCs w:val="20"/>
+        </w:rPr>
+        <w:t>СБОР ОБРАТНОЙ СВЯЗИ</w:t>
+      </w:r>
+    </w:p>
+    <w:p>
+      <w:pPr>
+        <w:pStyle w:val="a9"/>
+        <w:numPr>
+          <w:ilvl w:val="1"/>
+          <w:numId w:val="13"/>
+        </w:numPr>
+        <w:spacing w:after="200" w:line="23" w:lineRule="atLeast"/>
+        <w:ind w:left="709" w:hanging="709"/>
+        <w:contextualSpacing w:val="0"/>
+        <w:rPr>
+          <w:rFonts w:ascii="Verdana" w:hAnsi="Verdana" w:cs="Tahoma"/>
+          <w:sz w:val="20"/>
+        </w:rPr>
+      </w:pPr>
+      <w:r>
+        <w:rPr>
+          <w:rFonts w:ascii="Verdana" w:hAnsi="Verdana" w:cs="Tahoma"/>
+          <w:sz w:val="20"/>
+          <w:szCs w:val="20"/>
+        </w:rPr>
+        <w:t>В течение 3 (Трех) календарных дней после проведения демонстрации менеджер обязан связаться с клиентом и собрать обратную связь о качестве оказанной услуги (демонстрации).</w:t>
+      </w:r>
+    </w:p>
+    <w:p>
+      <w:pPr>
+        <w:pStyle w:val="a9"/>
+        <w:numPr>
+          <w:ilvl w:val="1"/>
+          <w:numId w:val="13"/>
+        </w:numPr>
+        <w:spacing w:after="200" w:line="23" w:lineRule="atLeast"/>
+        <w:ind w:left="709" w:hanging="709"/>
+        <w:contextualSpacing w:val="0"/>
+        <w:rPr>
+          <w:rFonts w:ascii="Verdana" w:hAnsi="Verdana" w:cs="Tahoma"/>
+          <w:sz w:val="20"/>
+        </w:rPr>
+      </w:pPr>
+      <w:r>
+        <w:rPr>
+          <w:rFonts w:ascii="Verdana" w:hAnsi="Verdana" w:cs="Tahoma"/>
+          <w:sz w:val="20"/>
+          <w:szCs w:val="20"/>
+        </w:rPr>
+        <w:t>По результатам сбора обратной связи менеджер фиксирует полученную информацию в установленном в Компании порядке учета работы с клиентом.</w:t>
+      </w:r>
+    </w:p>
+    <w:p>
+      <w:pPr>
+        <w:pStyle w:val="a9"/>
+        <w:numPr>
+          <w:ilvl w:val="1"/>
+          <w:numId w:val="13"/>
+        </w:numPr>
+        <w:spacing w:after="200" w:line="23" w:lineRule="atLeast"/>
+        <w:ind w:left="709" w:hanging="709"/>
+        <w:contextualSpacing w:val="0"/>
+        <w:rPr>
+          <w:rFonts w:ascii="Verdana" w:hAnsi="Verdana" w:cs="Tahoma"/>
+          <w:sz w:val="20"/>
+        </w:rPr>
+      </w:pPr>
+      <w:r>
+        <w:rPr>
+          <w:rFonts w:ascii="Verdana" w:hAnsi="Verdana" w:cs="Tahoma"/>
+          <w:sz w:val="20"/>
+          <w:szCs w:val="20"/>
+        </w:rPr>
+        <w:t>В случае получения от клиента замечаний, связанных с организацией или проведением демонстрации, менеджер доводит информацию до специалиста и при необходимости инициирует корректирующие действия.</w:t>
+      </w:r>
+    </w:p>
+    <w:p>
+      <w:pPr>
+        <w:pStyle w:val="a9"/>
+        <w:spacing w:after="200" w:line="23" w:lineRule="atLeast"/>
+        <w:ind w:left="709" w:hanging="709"/>
+        <w:contextualSpacing w:val="0"/>
+        <w:rPr>
+          <w:rFonts w:ascii="Verdana" w:hAnsi="Verdana" w:cs="Tahoma"/>
+          <w:sz w:val="20"/>
+        </w:rPr>
+      </w:pPr>
+    </w:p>
     <w:sectPr>
+      <w:headerReference w:type="default" r:id="rId11"/>
+      <w:footerReference w:type="default" r:id="rId12"/>
       <w:pgSz w:w="11906" w:h="16838"/>
-      <w:pgMar w:top="1134" w:right="850" w:bottom="1134" w:left="1701" w:header="708" w:footer="708" w:gutter="0"/>
+      <w:pgMar w:top="1134" w:right="567" w:bottom="1134" w:left="1134" w:header="709" w:footer="709" w:gutter="0"/>
+      <w:pgNumType w:start="1"/>
       <w:cols w:space="708"/>
+      <w:titlePg/>
       <w:docGrid w:linePitch="360"/>
     </w:sectPr>
   </w:body>
 </w:document>
 </file>
 
+<file path=word/endnotes.xml><?xml version="1.0" encoding="utf-8"?>
+<w:endnotes xmlns:wpc="http://schemas.microsoft.com/office/word/2010/wordprocessingCanvas" xmlns:cx="http://schemas.microsoft.com/office/drawing/2014/chartex" xmlns:cx1="http://schemas.microsoft.com/office/drawing/2015/9/8/chartex" xmlns:cx2="http://schemas.microsoft.com/office/drawing/2015/10/21/chartex" xmlns:cx3="http://schemas.microsoft.com/office/drawing/2016/5/9/chartex" xmlns:cx4="http://schemas.microsoft.com/office/drawing/2016/5/10/chartex" xmlns:cx5="http://schemas.microsoft.com/office/drawing/2016/5/11/chartex" xmlns:cx6="http://schemas.microsoft.com/office/drawing/2016/5/12/chartex" xmlns:cx7="http://schemas.microsoft.com/office/drawing/2016/5/13/chartex" xmlns:cx8="http://schemas.microsoft.com/office/drawing/2016/5/14/chartex" xmlns:mc="http://schemas.openxmlformats.org/markup-compatibility/2006" xmlns:aink="http://schemas.microsoft.com/office/drawing/2016/ink" xmlns:am3d="http://schemas.microsoft.com/office/drawing/2017/model3d" xmlns:o="urn:schemas-microsoft-com:office:office" xmlns:r="http://schemas.openxmlformats.org/officeDocument/2006/relationships" xmlns:m="http://schemas.openxmlformats.org/officeDocument/2006/math" xmlns:v="urn:schemas-microsoft-com:vml" xmlns:wp14="http://schemas.microsoft.com/office/word/2010/wordprocessingDrawing" xmlns:wp="http://schemas.openxmlformats.org/drawingml/2006/wordprocessingDrawing" xmlns:w10="urn:schemas-microsoft-com:office:word" xmlns:w="http://schemas.openxmlformats.org/wordprocessingml/2006/main" xmlns:w14="http://schemas.microsoft.com/office/word/2010/wordml" xmlns:w15="http://schemas.microsoft.com/office/word/2012/wordml" xmlns:w16cex="http://schemas.microsoft.com/office/word/2018/wordml/cex" xmlns:w16cid="http://schemas.microsoft.com/office/word/2016/wordml/cid" xmlns:w16="http://schemas.microsoft.com/office/word/2018/wordml" xmlns:w16sdtdh="http://schemas.microsoft.com/office/word/2020/wordml/sdtdatahash" xmlns:w16se="http://schemas.microsoft.com/office/word/2015/wordml/symex" xmlns:wpg="http://schemas.microsoft.com/office/word/2010/wordprocessingGroup" xmlns:wpi="http://schemas.microsoft.com/office/word/2010/wordprocessingInk" xmlns:wne="http://schemas.microsoft.com/office/word/2006/wordml" xmlns:wps="http://schemas.microsoft.com/office/word/2010/wordprocessingShape" mc:Ignorable="w14 w15 w16se w16cid w16 w16cex w16sdtdh wp14">
+  <w:endnote w:type="separator" w:id="-1">
+    <w:p>
+      <w:r>
+        <w:separator/>
+      </w:r>
+    </w:p>
+  </w:endnote>
+  <w:endnote w:type="continuationSeparator" w:id="0">
+    <w:p>
+      <w:r>
+        <w:continuationSeparator/>
+      </w:r>
+    </w:p>
+  </w:endnote>
+</w:endnotes>
+</file>
+
+<file path=word/footer1.xml><?xml version="1.0" encoding="utf-8"?>
+<w:ftr xmlns:wpc="http://schemas.microsoft.com/office/word/2010/wordprocessingCanvas" xmlns:cx="http://schemas.microsoft.com/office/drawing/2014/chartex" xmlns:cx1="http://schemas.microsoft.com/office/drawing/2015/9/8/chartex" xmlns:cx2="http://schemas.microsoft.com/office/drawing/2015/10/21/chartex" xmlns:cx3="http://schemas.microsoft.com/office/drawing/2016/5/9/chartex" xmlns:cx4="http://schemas.microsoft.com/office/drawing/2016/5/10/chartex" xmlns:cx5="http://schemas.microsoft.com/office/drawing/2016/5/11/chartex" xmlns:cx6="http://schemas.microsoft.com/office/drawing/2016/5/12/chartex" xmlns:cx7="http://schemas.microsoft.com/office/drawing/2016/5/13/chartex" xmlns:cx8="http://schemas.microsoft.com/office/drawing/2016/5/14/chartex" xmlns:mc="http://schemas.openxmlformats.org/markup-compatibility/2006" xmlns:aink="http://schemas.microsoft.com/office/drawing/2016/ink" xmlns:am3d="http://schemas.microsoft.com/office/drawing/2017/model3d" xmlns:o="urn:schemas-microsoft-com:office:office" xmlns:r="http://schemas.openxmlformats.org/officeDocument/2006/relationships" xmlns:m="http://schemas.openxmlformats.org/officeDocument/2006/math" xmlns:v="urn:schemas-microsoft-com:vml" xmlns:wp14="http://schemas.microsoft.com/office/word/2010/wordprocessingDrawing" xmlns:wp="http://schemas.openxmlformats.org/drawingml/2006/wordprocessingDrawing" xmlns:w10="urn:schemas-microsoft-com:office:word" xmlns:w="http://schemas.openxmlformats.org/wordprocessingml/2006/main" xmlns:w14="http://schemas.microsoft.com/office/word/2010/wordml" xmlns:w15="http://schemas.microsoft.com/office/word/2012/wordml" xmlns:w16cex="http://schemas.microsoft.com/office/word/2018/wordml/cex" xmlns:w16cid="http://schemas.microsoft.com/office/word/2016/wordml/cid" xmlns:w16="http://schemas.microsoft.com/office/word/2018/wordml" xmlns:w16sdtdh="http://schemas.microsoft.com/office/word/2020/wordml/sdtdatahash" xmlns:w16se="http://schemas.microsoft.com/office/word/2015/wordml/symex" xmlns:wpg="http://schemas.microsoft.com/office/word/2010/wordprocessingGroup" xmlns:wpi="http://schemas.microsoft.com/office/word/2010/wordprocessingInk" xmlns:wne="http://schemas.microsoft.com/office/word/2006/wordml" xmlns:wps="http://schemas.microsoft.com/office/word/2010/wordprocessingShape" mc:Ignorable="w14 w15 w16se w16cid w16 w16cex w16sdtdh wp14">
+  <w:sdt>
+    <w:sdtPr>
+      <w:id w:val="597229573"/>
+      <w:docPartObj>
+        <w:docPartGallery w:val="Page Numbers (Bottom of Page)"/>
+        <w:docPartUnique/>
+      </w:docPartObj>
+    </w:sdtPr>
+    <w:sdtEndPr/>
+    <w:sdtContent>
+      <w:sdt>
+        <w:sdtPr>
+          <w:id w:val="-1769616900"/>
+          <w:docPartObj>
+            <w:docPartGallery w:val="Page Numbers (Top of Page)"/>
+            <w:docPartUnique/>
+          </w:docPartObj>
+        </w:sdtPr>
+        <w:sdtEndPr/>
+        <w:sdtContent>
+          <w:p>
+            <w:pPr>
+              <w:pStyle w:val="a7"/>
+              <w:jc w:val="right"/>
+            </w:pPr>
+            <w:r>
+              <w:t xml:space="preserve">Страница </w:t>
+            </w:r>
+            <w:r>
+              <w:rPr>
+                <w:b/>
+                <w:bCs/>
+                <w:sz w:val="24"/>
+                <w:szCs w:val="24"/>
+              </w:rPr>
+              <w:fldChar w:fldCharType="begin"/>
+            </w:r>
+            <w:r>
+              <w:rPr>
+                <w:b/>
+                <w:bCs/>
+              </w:rPr>
+              <w:instrText>PAGE</w:instrText>
+            </w:r>
+            <w:r>
+              <w:rPr>
+                <w:b/>
+                <w:bCs/>
+                <w:sz w:val="24"/>
+                <w:szCs w:val="24"/>
+              </w:rPr>
+              <w:fldChar w:fldCharType="separate"/>
+            </w:r>
+            <w:r>
+              <w:rPr>
+                <w:b/>
+                <w:bCs/>
+              </w:rPr>
+              <w:t>2</w:t>
+            </w:r>
+            <w:r>
+              <w:rPr>
+                <w:b/>
+                <w:bCs/>
+                <w:sz w:val="24"/>
+                <w:szCs w:val="24"/>
+              </w:rPr>
+              <w:fldChar w:fldCharType="end"/>
+            </w:r>
+            <w:r>
+              <w:t xml:space="preserve"> из </w:t>
+            </w:r>
+            <w:r>
+              <w:rPr>
+                <w:b/>
+                <w:bCs/>
+                <w:sz w:val="24"/>
+                <w:szCs w:val="24"/>
+              </w:rPr>
+              <w:fldChar w:fldCharType="begin"/>
+            </w:r>
+            <w:r>
+              <w:rPr>
+                <w:b/>
+                <w:bCs/>
+              </w:rPr>
+              <w:instrText>NUMPAGES</w:instrText>
+            </w:r>
+            <w:r>
+              <w:rPr>
+                <w:b/>
+                <w:bCs/>
+                <w:sz w:val="24"/>
+                <w:szCs w:val="24"/>
+              </w:rPr>
+              <w:fldChar w:fldCharType="separate"/>
+            </w:r>
+            <w:r>
+              <w:rPr>
+                <w:b/>
+                <w:bCs/>
+              </w:rPr>
+              <w:t>2</w:t>
+            </w:r>
+            <w:r>
+              <w:rPr>
+                <w:b/>
+                <w:bCs/>
+                <w:sz w:val="24"/>
+                <w:szCs w:val="24"/>
+              </w:rPr>
+              <w:fldChar w:fldCharType="end"/>
+            </w:r>
+          </w:p>
+        </w:sdtContent>
+      </w:sdt>
+    </w:sdtContent>
+  </w:sdt>
+  <w:p>
+    <w:pPr>
+      <w:pStyle w:val="a7"/>
+    </w:pPr>
+  </w:p>
+</w:ftr>
+</file>
+
+<file path=word/footnotes.xml><?xml version="1.0" encoding="utf-8"?>
+<w:footnotes xmlns:wpc="http://schemas.microsoft.com/office/word/2010/wordprocessingCanvas" xmlns:cx="http://schemas.microsoft.com/office/drawing/2014/chartex" xmlns:cx1="http://schemas.microsoft.com/office/drawing/2015/9/8/chartex" xmlns:cx2="http://schemas.microsoft.com/office/drawing/2015/10/21/chartex" xmlns:cx3="http://schemas.microsoft.com/office/drawing/2016/5/9/chartex" xmlns:cx4="http://schemas.microsoft.com/office/drawing/2016/5/10/chartex" xmlns:cx5="http://schemas.microsoft.com/office/drawing/2016/5/11/chartex" xmlns:cx6="http://schemas.microsoft.com/office/drawing/2016/5/12/chartex" xmlns:cx7="http://schemas.microsoft.com/office/drawing/2016/5/13/chartex" xmlns:cx8="http://schemas.microsoft.com/office/drawing/2016/5/14/chartex" xmlns:mc="http://schemas.openxmlformats.org/markup-compatibility/2006" xmlns:aink="http://schemas.microsoft.com/office/drawing/2016/ink" xmlns:am3d="http://schemas.microsoft.com/office/drawing/2017/model3d" xmlns:o="urn:schemas-microsoft-com:office:office" xmlns:r="http://schemas.openxmlformats.org/officeDocument/2006/relationships" xmlns:m="http://schemas.openxmlformats.org/officeDocument/2006/math" xmlns:v="urn:schemas-microsoft-com:vml" xmlns:wp14="http://schemas.microsoft.com/office/word/2010/wordprocessingDrawing" xmlns:wp="http://schemas.openxmlformats.org/drawingml/2006/wordprocessingDrawing" xmlns:w10="urn:schemas-microsoft-com:office:word" xmlns:w="http://schemas.openxmlformats.org/wordprocessingml/2006/main" xmlns:w14="http://schemas.microsoft.com/office/word/2010/wordml" xmlns:w15="http://schemas.microsoft.com/office/word/2012/wordml" xmlns:w16cex="http://schemas.microsoft.com/office/word/2018/wordml/cex" xmlns:w16cid="http://schemas.microsoft.com/office/word/2016/wordml/cid" xmlns:w16="http://schemas.microsoft.com/office/word/2018/wordml" xmlns:w16sdtdh="http://schemas.microsoft.com/office/word/2020/wordml/sdtdatahash" xmlns:w16se="http://schemas.microsoft.com/office/word/2015/wordml/symex" xmlns:wpg="http://schemas.microsoft.com/office/word/2010/wordprocessingGroup" xmlns:wpi="http://schemas.microsoft.com/office/word/2010/wordprocessingInk" xmlns:wne="http://schemas.microsoft.com/office/word/2006/wordml" xmlns:wps="http://schemas.microsoft.com/office/word/2010/wordprocessingShape" mc:Ignorable="w14 w15 w16se w16cid w16 w16cex w16sdtdh wp14">
+  <w:footnote w:type="separator" w:id="-1">
+    <w:p>
+      <w:r>
+        <w:separator/>
+      </w:r>
+    </w:p>
+  </w:footnote>
+  <w:footnote w:type="continuationSeparator" w:id="0">
+    <w:p>
+      <w:r>
+        <w:continuationSeparator/>
+      </w:r>
+    </w:p>
+  </w:footnote>
+</w:footnotes>
+</file>
+
+<file path=word/header1.xml><?xml version="1.0" encoding="utf-8"?>
+<w:hdr xmlns:a="http://schemas.openxmlformats.org/drawingml/2006/main" xmlns:mc="http://schemas.openxmlformats.org/markup-compatibility/2006" xmlns:ns8="http://schemas.microsoft.com/office/drawing/2010/main" xmlns:pic="http://schemas.openxmlformats.org/drawingml/2006/picture" xmlns:r="http://schemas.openxmlformats.org/officeDocument/2006/relationships" xmlns:w="http://schemas.openxmlformats.org/wordprocessingml/2006/main" xmlns:w14="http://schemas.microsoft.com/office/word/2010/wordml" xmlns:wp="http://schemas.openxmlformats.org/drawingml/2006/wordprocessingDrawing" xmlns:wp14="http://schemas.microsoft.com/office/word/2010/wordprocessingDrawing" mc:Ignorable="w14 w15 w16se w16cid w16 w16cex w16sdtdh wp14">
+  <w:tbl>
+    <w:tblPr>
+      <w:tblW w:w="5000" w:type="pct"/>
+      <w:tblLook w:val="0000" w:firstRow="0" w:lastRow="0" w:firstColumn="0" w:lastColumn="0" w:noHBand="0" w:noVBand="0"/>
+    </w:tblPr>
+    <w:tblGrid>
+      <w:gridCol w:w="1408"/>
+      <w:gridCol w:w="6550"/>
+      <w:gridCol w:w="2247"/>
+    </w:tblGrid>
+    <w:tr>
+      <w:trPr>
+        <w:cantSplit/>
+        <w:trHeight w:val="616"/>
+      </w:trPr>
+      <w:tc>
+        <w:tcPr>
+          <w:tcW w:w="690" w:type="pct"/>
+          <w:vAlign w:val="center"/>
+        </w:tcPr>
+        <w:p>
+          <w:pPr>
+            <w:pStyle w:val="31"/>
+            <w:spacing w:after="0"/>
+            <w:jc w:val="left"/>
+            <w:rPr>
+              <w:b w:val="0"/>
+              <w:i/>
+            </w:rPr>
+          </w:pPr>
+        </w:p>
+      </w:tc>
+      <w:tc>
+        <w:tcPr>
+          <w:tcW w:w="3209" w:type="pct"/>
+          <w:vAlign w:val="center"/>
+        </w:tcPr>
+        <w:p>
+          <w:pPr>
+            <w:pStyle w:val="1"/>
+            <w:numPr>
+              <w:ilvl w:val="0"/>
+              <w:numId w:val="0"/>
+            </w:numPr>
+            <w:jc w:val="center"/>
+            <w:rPr>
+              <w:rFonts w:ascii="Verdana" w:hAnsi="Verdana" w:cs="Tahoma"/>
+              <w:sz w:val="18"/>
+              <w:szCs w:val="18"/>
+            </w:rPr>
+          </w:pPr>
+          <w:r>
+            <w:rPr>
+              <w:rFonts w:ascii="Verdana" w:hAnsi="Verdana" w:cs="Tahoma"/>
+              <w:sz w:val="18"/>
+              <w:szCs w:val="18"/>
+            </w:rPr>
+            <w:t>РЕГЛАМЕНТ КОМПАНИИ</w:t>
+          </w:r>
+        </w:p>
+        <w:p>
+          <w:pPr>
+            <w:pStyle w:val="31"/>
+            <w:spacing w:after="0"/>
+            <w:jc w:val="center"/>
+            <w:rPr>
+              <w:rFonts w:ascii="Tahoma" w:hAnsi="Tahoma" w:cs="Tahoma"/>
+              <w:bCs/>
+            </w:rPr>
+          </w:pPr>
+          <w:r>
+            <w:rPr>
+              <w:rFonts w:ascii="Tahoma" w:hAnsi="Tahoma" w:cs="Tahoma"/>
+              <w:bCs/>
+            </w:rPr>
+            <w:t>РАБОТА С КЛИЕНТОМ ПОСЛЕ ЗАПИСИ НА ДЕМОНСТРАЦИЮ</w:t>
+          </w:r>
+        </w:p>
+      </w:tc>
+      <w:tc>
+        <w:tcPr>
+          <w:tcW w:w="1101" w:type="pct"/>
+          <w:vAlign w:val="center"/>
+        </w:tcPr>
+        <w:p>
+          <w:pPr>
+            <w:pStyle w:val="31"/>
+            <w:spacing w:after="0"/>
+            <w:jc w:val="center"/>
+            <w:rPr>
+              <w:rFonts w:ascii="Tahoma" w:hAnsi="Tahoma" w:cs="Tahoma"/>
+              <w:b w:val="0"/>
+              <w:sz w:val="18"/>
+              <w:szCs w:val="18"/>
+            </w:rPr>
+          </w:pPr>
+          <w:r>
+            <w:rPr>
+              <w:rFonts w:ascii="Verdana" w:hAnsi="Verdana" w:cs="Tahoma"/>
+              <w:sz w:val="18"/>
+              <w:szCs w:val="18"/>
+            </w:rPr>
+            <w:t>РП [номер]</w:t>
+          </w:r>
+        </w:p>
+      </w:tc>
+    </w:tr>
+  </w:tbl>
+  <w:p>
+    <w:pPr>
+      <w:pStyle w:val="a5"/>
+      <w:spacing w:after="400"/>
+    </w:pPr>
+    <w:r>
+      <w:rPr>
+        <w:noProof/>
+      </w:rPr>
+      <w:drawing>
+        <wp:anchor distT="0" distB="0" distL="114300" distR="114300" simplePos="0" relativeHeight="251659264" behindDoc="1" locked="0" layoutInCell="1" allowOverlap="1" wp14:anchorId="2434F286" wp14:editId="240D161A">
+          <wp:simplePos x="0" y="0"/>
+          <wp:positionH relativeFrom="margin">
+            <wp:posOffset>-278576</wp:posOffset>
+          </wp:positionH>
+          <wp:positionV relativeFrom="paragraph">
+            <wp:posOffset>-573989</wp:posOffset>
+          </wp:positionV>
+          <wp:extent cx="6927850" cy="785495"/>
+          <wp:effectExtent l="0" t="0" r="0" b="0"/>
+          <wp:wrapNone/>
+          <wp:docPr id="3" name="Рисунок 3"/>
+          <wp:cNvGraphicFramePr>
+            <a:graphicFrameLocks noChangeAspect="1"/>
+          </wp:cNvGraphicFramePr>
+          <a:graphic>
+            <a:graphicData uri="http://schemas.openxmlformats.org/drawingml/2006/picture">
+              <pic:pic>
+                <pic:nvPicPr>
+                  <pic:cNvPr id="5" name="Рисунок 5"/>
+                  <pic:cNvPicPr/>
+                </pic:nvPicPr>
+                <pic:blipFill>
+                  <a:blip r:embed="rId1">
+                    <a:extLst>
+                      <a:ext uri="{28A0092B-C50C-407E-A947-70E740481C1C}">
+                        <ns8:useLocalDpi val="0"/>
+                      </a:ext>
+                    </a:extLst>
+                  </a:blip>
+                  <a:stretch>
+                    <a:fillRect/>
+                  </a:stretch>
+                </pic:blipFill>
+                <pic:spPr>
+                  <a:xfrm>
+                    <a:off x="0" y="0"/>
+                    <a:ext cx="6927850" cy="785495"/>
+                  </a:xfrm>
+                  <a:prstGeom prst="rect">
+                    <a:avLst/>
+                  </a:prstGeom>
+                </pic:spPr>
+              </pic:pic>
+            </a:graphicData>
+          </a:graphic>
+          <wp14:sizeRelH relativeFrom="page">
+            <wp14:pctWidth>0</wp14:pctWidth>
+          </wp14:sizeRelH>
+          <wp14:sizeRelV relativeFrom="page">
+            <wp14:pctHeight>0</wp14:pctHeight>
+          </wp14:sizeRelV>
+        </wp:anchor>
+      </w:drawing>
+    </w:r>
+  </w:p>
+</w:hdr>
+</file>
+
+<file path=word/numbering.xml><?xml version="1.0" encoding="utf-8"?>
+<w:numbering xmlns:wpc="http://schemas.microsoft.com/office/word/2010/wordprocessingCanvas" xmlns:cx="http://schemas.microsoft.com/office/drawing/2014/chartex" xmlns:cx1="http://schemas.microsoft.com/office/drawing/2015/9/8/chartex" xmlns:cx2="http://schemas.microsoft.com/office/drawing/2015/10/21/chartex" xmlns:cx3="http://schemas.microsoft.com/office/drawing/2016/5/9/chartex" xmlns:cx4="http://schemas.microsoft.com/office/drawing/2016/5/10/chartex" xmlns:cx5="http://schemas.microsoft.com/office/drawing/2016/5/11/chartex" xmlns:cx6="http://schemas.microsoft.com/office/drawing/2016/5/12/chartex" xmlns:cx7="http://schemas.microsoft.com/office/drawing/2016/5/13/chartex" xmlns:cx8="http://schemas.microsoft.com/office/drawing/2016/5/14/chartex" xmlns:mc="http://schemas.openxmlformats.org/markup-compatibility/2006" xmlns:aink="http://schemas.microsoft.com/office/drawing/2016/ink" xmlns:am3d="http://schemas.microsoft.com/office/drawing/2017/model3d" xmlns:o="urn:schemas-microsoft-com:office:office" xmlns:r="http://schemas.openxmlformats.org/officeDocument/2006/relationships" xmlns:m="http://schemas.openxmlformats.org/officeDocument/2006/math" xmlns:v="urn:schemas-microsoft-com:vml" xmlns:wp14="http://schemas.microsoft.com/office/word/2010/wordprocessingDrawing" xmlns:wp="http://schemas.openxmlformats.org/drawingml/2006/wordprocessingDrawing" xmlns:w10="urn:schemas-microsoft-com:office:word" xmlns:w="http://schemas.openxmlformats.org/wordprocessingml/2006/main" xmlns:w14="http://schemas.microsoft.com/office/word/2010/wordml" xmlns:w15="http://schemas.microsoft.com/office/word/2012/wordml" xmlns:w16cex="http://schemas.microsoft.com/office/word/2018/wordml/cex" xmlns:w16cid="http://schemas.microsoft.com/office/word/2016/wordml/cid" xmlns:w16="http://schemas.microsoft.com/office/word/2018/wordml" xmlns:w16sdtdh="http://schemas.microsoft.com/office/word/2020/wordml/sdtdatahash" xmlns:w16se="http://schemas.microsoft.com/office/word/2015/wordml/symex" xmlns:wpg="http://schemas.microsoft.com/office/word/2010/wordprocessingGroup" xmlns:wpi="http://schemas.microsoft.com/office/word/2010/wordprocessingInk" xmlns:wne="http://schemas.microsoft.com/office/word/2006/wordml" xmlns:wps="http://schemas.microsoft.com/office/word/2010/wordprocessingShape" mc:Ignorable="w14 w15 w16se w16cid w16 w16cex w16sdtdh wp14">
+  <w:abstractNum w:abstractNumId="0" w15:restartNumberingAfterBreak="0">
+    <w:nsid w:val="00253C92"/>
+    <w:multiLevelType w:val="multilevel"/>
+    <w:tmpl w:val="3FB8E9E6"/>
+    <w:lvl w:ilvl="0">
+      <w:start w:val="1"/>
+      <w:numFmt w:val="bullet"/>
+      <w:lvlText w:val=""/>
+      <w:lvlJc w:val="left"/>
+      <w:pPr>
+        <w:ind w:left="1778" w:hanging="360"/>
+      </w:pPr>
+      <w:rPr>
+        <w:rFonts w:ascii="Symbol" w:hAnsi="Symbol" w:hint="default"/>
+      </w:rPr>
+    </w:lvl>
+    <w:lvl w:ilvl="1">
+      <w:start w:val="1"/>
+      <w:numFmt w:val="decimal"/>
+      <w:isLgl/>
+      <w:lvlText w:val="%1.%2."/>
+      <w:lvlJc w:val="left"/>
+      <w:pPr>
+        <w:ind w:left="1778" w:hanging="360"/>
+      </w:pPr>
+      <w:rPr>
+        <w:rFonts w:hint="default"/>
+      </w:rPr>
+    </w:lvl>
+    <w:lvl w:ilvl="2">
+      <w:start w:val="1"/>
+      <w:numFmt w:val="bullet"/>
+      <w:lvlText w:val=""/>
+      <w:lvlJc w:val="left"/>
+      <w:pPr>
+        <w:ind w:left="2138" w:hanging="720"/>
+      </w:pPr>
+      <w:rPr>
+        <w:rFonts w:ascii="Symbol" w:hAnsi="Symbol" w:hint="default"/>
+        <w:color w:val="auto"/>
+      </w:rPr>
+    </w:lvl>
+    <w:lvl w:ilvl="3">
+      <w:start w:val="1"/>
+      <w:numFmt w:val="decimal"/>
+      <w:isLgl/>
+      <w:lvlText w:val="%1.%2.%3.%4."/>
+      <w:lvlJc w:val="left"/>
+      <w:pPr>
+        <w:ind w:left="2138" w:hanging="720"/>
+      </w:pPr>
+      <w:rPr>
+        <w:rFonts w:hint="default"/>
+      </w:rPr>
+    </w:lvl>
+    <w:lvl w:ilvl="4">
+      <w:start w:val="1"/>
+      <w:numFmt w:val="decimal"/>
+      <w:isLgl/>
+      <w:lvlText w:val="%1.%2.%3.%4.%5."/>
+      <w:lvlJc w:val="left"/>
+      <w:pPr>
+        <w:ind w:left="2498" w:hanging="1080"/>
+      </w:pPr>
+      <w:rPr>
+        <w:rFonts w:hint="default"/>
+      </w:rPr>
+    </w:lvl>
+    <w:lvl w:ilvl="5">
+      <w:start w:val="1"/>
+      <w:numFmt w:val="decimal"/>
+      <w:isLgl/>
+      <w:lvlText w:val="%1.%2.%3.%4.%5.%6."/>
+      <w:lvlJc w:val="left"/>
+      <w:pPr>
+        <w:ind w:left="2498" w:hanging="1080"/>
+      </w:pPr>
+      <w:rPr>
+        <w:rFonts w:hint="default"/>
+      </w:rPr>
+    </w:lvl>
+    <w:lvl w:ilvl="6">
+      <w:start w:val="1"/>
+      <w:numFmt w:val="decimal"/>
+      <w:isLgl/>
+      <w:lvlText w:val="%1.%2.%3.%4.%5.%6.%7."/>
+      <w:lvlJc w:val="left"/>
+      <w:pPr>
+        <w:ind w:left="2858" w:hanging="1440"/>
+      </w:pPr>
+      <w:rPr>
+        <w:rFonts w:hint="default"/>
+      </w:rPr>
+    </w:lvl>
+    <w:lvl w:ilvl="7">
+      <w:start w:val="1"/>
+      <w:numFmt w:val="decimal"/>
+      <w:isLgl/>
+      <w:lvlText w:val="%1.%2.%3.%4.%5.%6.%7.%8."/>
+      <w:lvlJc w:val="left"/>
+      <w:pPr>
+        <w:ind w:left="2858" w:hanging="1440"/>
+      </w:pPr>
+      <w:rPr>
+        <w:rFonts w:hint="default"/>
+      </w:rPr>
+    </w:lvl>
+    <w:lvl w:ilvl="8">
+      <w:start w:val="1"/>
+      <w:numFmt w:val="decimal"/>
+      <w:isLgl/>
+      <w:lvlText w:val="%1.%2.%3.%4.%5.%6.%7.%8.%9."/>
+      <w:lvlJc w:val="left"/>
+      <w:pPr>
+        <w:ind w:left="3218" w:hanging="1800"/>
+      </w:pPr>
+      <w:rPr>
+        <w:rFonts w:hint="default"/>
+      </w:rPr>
+    </w:lvl>
+  </w:abstractNum>
+  <w:abstractNum w:abstractNumId="1" w15:restartNumberingAfterBreak="0">
+    <w:nsid w:val="172F1A41"/>
+    <w:multiLevelType w:val="hybridMultilevel"/>
+    <w:tmpl w:val="C646234E"/>
+    <w:lvl w:ilvl="0" w:tplc="0419000F">
+      <w:start w:val="1"/>
+      <w:numFmt w:val="decimal"/>
+      <w:lvlText w:val="%1."/>
+      <w:lvlJc w:val="left"/>
+      <w:pPr>
+        <w:tabs>
+          <w:tab w:val="num" w:pos="720"/>
+        </w:tabs>
+        <w:ind w:left="720" w:hanging="360"/>
+      </w:pPr>
+      <w:rPr>
+        <w:rFonts w:hint="default"/>
+      </w:rPr>
+    </w:lvl>
+    <w:lvl w:ilvl="1" w:tplc="04190019">
+      <w:start w:val="1"/>
+      <w:numFmt w:val="lowerLetter"/>
+      <w:lvlText w:val="%2."/>
+      <w:lvlJc w:val="left"/>
+      <w:pPr>
+        <w:tabs>
+          <w:tab w:val="num" w:pos="1440"/>
+        </w:tabs>
+        <w:ind w:left="1440" w:hanging="360"/>
+      </w:pPr>
+    </w:lvl>
+    <w:lvl w:ilvl="2" w:tplc="0419001B" w:tentative="1">
+      <w:start w:val="1"/>
+      <w:numFmt w:val="lowerRoman"/>
+      <w:lvlText w:val="%3."/>
+      <w:lvlJc w:val="right"/>
+      <w:pPr>
+        <w:tabs>
+          <w:tab w:val="num" w:pos="2160"/>
+        </w:tabs>
+        <w:ind w:left="2160" w:hanging="180"/>
+      </w:pPr>
+    </w:lvl>
+    <w:lvl w:ilvl="3" w:tplc="0419000F" w:tentative="1">
+      <w:start w:val="1"/>
+      <w:numFmt w:val="decimal"/>
+      <w:lvlText w:val="%4."/>
+      <w:lvlJc w:val="left"/>
+      <w:pPr>
+        <w:tabs>
+          <w:tab w:val="num" w:pos="2880"/>
+        </w:tabs>
+        <w:ind w:left="2880" w:hanging="360"/>
+      </w:pPr>
+    </w:lvl>
+    <w:lvl w:ilvl="4" w:tplc="04190019" w:tentative="1">
+      <w:start w:val="1"/>
+      <w:numFmt w:val="lowerLetter"/>
+      <w:lvlText w:val="%5."/>
+      <w:lvlJc w:val="left"/>
+      <w:pPr>
+        <w:tabs>
+          <w:tab w:val="num" w:pos="3600"/>
+        </w:tabs>
+        <w:ind w:left="3600" w:hanging="360"/>
+      </w:pPr>
+    </w:lvl>
+    <w:lvl w:ilvl="5" w:tplc="0419001B" w:tentative="1">
+      <w:start w:val="1"/>
+      <w:numFmt w:val="lowerRoman"/>
+      <w:lvlText w:val="%6."/>
+      <w:lvlJc w:val="right"/>
+      <w:pPr>
+        <w:tabs>
+          <w:tab w:val="num" w:pos="4320"/>
+        </w:tabs>
+        <w:ind w:left="4320" w:hanging="180"/>
+      </w:pPr>
+    </w:lvl>
+    <w:lvl w:ilvl="6" w:tplc="0419000F" w:tentative="1">
+      <w:start w:val="1"/>
+      <w:numFmt w:val="decimal"/>
+      <w:lvlText w:val="%7."/>
+      <w:lvlJc w:val="left"/>
+      <w:pPr>
+        <w:tabs>
+          <w:tab w:val="num" w:pos="5040"/>
+        </w:tabs>
+        <w:ind w:left="5040" w:hanging="360"/>
+      </w:pPr>
+    </w:lvl>
+    <w:lvl w:ilvl="7" w:tplc="04190019" w:tentative="1">
+      <w:start w:val="1"/>
+      <w:numFmt w:val="lowerLetter"/>
+      <w:lvlText w:val="%8."/>
+      <w:lvlJc w:val="left"/>
+      <w:pPr>
+        <w:tabs>
+          <w:tab w:val="num" w:pos="5760"/>
+        </w:tabs>
+        <w:ind w:left="5760" w:hanging="360"/>
+      </w:pPr>
+    </w:lvl>
+    <w:lvl w:ilvl="8" w:tplc="0419001B" w:tentative="1">
+      <w:start w:val="1"/>
+      <w:numFmt w:val="lowerRoman"/>
+      <w:lvlText w:val="%9."/>
+      <w:lvlJc w:val="right"/>
+      <w:pPr>
+        <w:tabs>
+          <w:tab w:val="num" w:pos="6480"/>
+        </w:tabs>
+        <w:ind w:left="6480" w:hanging="180"/>
+      </w:pPr>
+    </w:lvl>
+  </w:abstractNum>
+  <w:abstractNum w:abstractNumId="2" w15:restartNumberingAfterBreak="0">
+    <w:nsid w:val="173E608B"/>
+    <w:multiLevelType w:val="multilevel"/>
+    <w:tmpl w:val="05CA8E62"/>
+    <w:lvl w:ilvl="0">
+      <w:start w:val="1"/>
+      <w:numFmt w:val="decimal"/>
+      <w:pStyle w:val="1"/>
+      <w:lvlText w:val="%1."/>
+      <w:lvlJc w:val="left"/>
+      <w:pPr>
+        <w:tabs>
+          <w:tab w:val="num" w:pos="432"/>
+        </w:tabs>
+        <w:ind w:left="432" w:hanging="432"/>
+      </w:pPr>
+      <w:rPr>
+        <w:rFonts w:hint="default"/>
+      </w:rPr>
+    </w:lvl>
+    <w:lvl w:ilvl="1">
+      <w:start w:val="1"/>
+      <w:numFmt w:val="decimal"/>
+      <w:lvlText w:val="%1.%2"/>
+      <w:lvlJc w:val="left"/>
+      <w:pPr>
+        <w:tabs>
+          <w:tab w:val="num" w:pos="576"/>
+        </w:tabs>
+        <w:ind w:left="576" w:hanging="576"/>
+      </w:pPr>
+      <w:rPr>
+        <w:rFonts w:hint="default"/>
+      </w:rPr>
+    </w:lvl>
+    <w:lvl w:ilvl="2">
+      <w:start w:val="1"/>
+      <w:numFmt w:val="decimal"/>
+      <w:pStyle w:val="3"/>
+      <w:lvlText w:val="%1.%2.%3"/>
+      <w:lvlJc w:val="left"/>
+      <w:pPr>
+        <w:tabs>
+          <w:tab w:val="num" w:pos="720"/>
+        </w:tabs>
+        <w:ind w:left="720" w:hanging="720"/>
+      </w:pPr>
+      <w:rPr>
+        <w:rFonts w:hint="default"/>
+      </w:rPr>
+    </w:lvl>
+    <w:lvl w:ilvl="3">
+      <w:start w:val="1"/>
+      <w:numFmt w:val="decimal"/>
+      <w:pStyle w:val="4"/>
+      <w:lvlText w:val="%1.%2.%3.%4"/>
+      <w:lvlJc w:val="left"/>
+      <w:pPr>
+        <w:tabs>
+          <w:tab w:val="num" w:pos="864"/>
+        </w:tabs>
+        <w:ind w:left="864" w:hanging="864"/>
+      </w:pPr>
+      <w:rPr>
+        <w:rFonts w:hint="default"/>
+      </w:rPr>
+    </w:lvl>
+    <w:lvl w:ilvl="4">
+      <w:start w:val="1"/>
+      <w:numFmt w:val="decimal"/>
+      <w:pStyle w:val="5"/>
+      <w:lvlText w:val="%1.%2.%3.%4.%5"/>
+      <w:lvlJc w:val="left"/>
+      <w:pPr>
+        <w:tabs>
+          <w:tab w:val="num" w:pos="1008"/>
+        </w:tabs>
+        <w:ind w:left="1008" w:hanging="1008"/>
+      </w:pPr>
+      <w:rPr>
+        <w:rFonts w:hint="default"/>
+      </w:rPr>
+    </w:lvl>
+    <w:lvl w:ilvl="5">
+      <w:start w:val="1"/>
+      <w:numFmt w:val="decimal"/>
+      <w:pStyle w:val="6"/>
+      <w:lvlText w:val="%1.%2.%3.%4.%5.%6"/>
+      <w:lvlJc w:val="left"/>
+      <w:pPr>
+        <w:tabs>
+          <w:tab w:val="num" w:pos="1152"/>
+        </w:tabs>
+        <w:ind w:left="1152" w:hanging="1152"/>
+      </w:pPr>
+      <w:rPr>
+        <w:rFonts w:hint="default"/>
+      </w:rPr>
+    </w:lvl>
+    <w:lvl w:ilvl="6">
+      <w:start w:val="1"/>
+      <w:numFmt w:val="decimal"/>
+      <w:pStyle w:val="7"/>
+      <w:lvlText w:val="%1.%2.%3.%4.%5.%6.%7"/>
+      <w:lvlJc w:val="left"/>
+      <w:pPr>
+        <w:tabs>
+          <w:tab w:val="num" w:pos="1296"/>
+        </w:tabs>
+        <w:ind w:left="1296" w:hanging="1296"/>
+      </w:pPr>
+      <w:rPr>
+        <w:rFonts w:hint="default"/>
+      </w:rPr>
+    </w:lvl>
+    <w:lvl w:ilvl="7">
+      <w:start w:val="1"/>
+      <w:numFmt w:val="decimal"/>
+      <w:pStyle w:val="8"/>
+      <w:lvlText w:val="%1.%2.%3.%4.%5.%6.%7.%8"/>
+      <w:lvlJc w:val="left"/>
+      <w:pPr>
+        <w:tabs>
+          <w:tab w:val="num" w:pos="1440"/>
+        </w:tabs>
+        <w:ind w:left="1440" w:hanging="1440"/>
+      </w:pPr>
+      <w:rPr>
+        <w:rFonts w:hint="default"/>
+      </w:rPr>
+    </w:lvl>
+    <w:lvl w:ilvl="8">
+      <w:start w:val="1"/>
+      <w:numFmt w:val="decimal"/>
+      <w:pStyle w:val="9"/>
+      <w:lvlText w:val="%1.%2.%3.%4.%5.%6.%7.%8.%9"/>
+      <w:lvlJc w:val="left"/>
+      <w:pPr>
+        <w:tabs>
+          <w:tab w:val="num" w:pos="1584"/>
+        </w:tabs>
+        <w:ind w:left="1584" w:hanging="1584"/>
+      </w:pPr>
+      <w:rPr>
+        <w:rFonts w:hint="default"/>
+      </w:rPr>
+    </w:lvl>
+  </w:abstractNum>
+  <w:abstractNum w:abstractNumId="3" w15:restartNumberingAfterBreak="0">
+    <w:nsid w:val="23D31DFB"/>
+    <w:multiLevelType w:val="multilevel"/>
+    <w:tmpl w:val="F2FEBF84"/>
+    <w:lvl w:ilvl="0">
+      <w:start w:val="1"/>
+      <w:numFmt w:val="bullet"/>
+      <w:lvlText w:val=""/>
+      <w:lvlJc w:val="left"/>
+      <w:pPr>
+        <w:ind w:left="1778" w:hanging="360"/>
+      </w:pPr>
+      <w:rPr>
+        <w:rFonts w:ascii="Symbol" w:hAnsi="Symbol" w:hint="default"/>
+      </w:rPr>
+    </w:lvl>
+    <w:lvl w:ilvl="1">
+      <w:start w:val="1"/>
+      <w:numFmt w:val="decimal"/>
+      <w:isLgl/>
+      <w:lvlText w:val="%1.%2."/>
+      <w:lvlJc w:val="left"/>
+      <w:pPr>
+        <w:ind w:left="1778" w:hanging="360"/>
+      </w:pPr>
+      <w:rPr>
+        <w:rFonts w:hint="default"/>
+      </w:rPr>
+    </w:lvl>
+    <w:lvl w:ilvl="2">
+      <w:start w:val="1"/>
+      <w:numFmt w:val="decimal"/>
+      <w:isLgl/>
+      <w:lvlText w:val="%1.%2.%3."/>
+      <w:lvlJc w:val="left"/>
+      <w:pPr>
+        <w:ind w:left="2138" w:hanging="720"/>
+      </w:pPr>
+      <w:rPr>
+        <w:rFonts w:hint="default"/>
+      </w:rPr>
+    </w:lvl>
+    <w:lvl w:ilvl="3">
+      <w:start w:val="1"/>
+      <w:numFmt w:val="decimal"/>
+      <w:isLgl/>
+      <w:lvlText w:val="%1.%2.%3.%4."/>
+      <w:lvlJc w:val="left"/>
+      <w:pPr>
+        <w:ind w:left="2138" w:hanging="720"/>
+      </w:pPr>
+      <w:rPr>
+        <w:rFonts w:hint="default"/>
+      </w:rPr>
+    </w:lvl>
+    <w:lvl w:ilvl="4">
+      <w:start w:val="1"/>
+      <w:numFmt w:val="decimal"/>
+      <w:isLgl/>
+      <w:lvlText w:val="%1.%2.%3.%4.%5."/>
+      <w:lvlJc w:val="left"/>
+      <w:pPr>
+        <w:ind w:left="2498" w:hanging="1080"/>
+      </w:pPr>
+      <w:rPr>
+        <w:rFonts w:hint="default"/>
+      </w:rPr>
+    </w:lvl>
+    <w:lvl w:ilvl="5">
+      <w:start w:val="1"/>
+      <w:numFmt w:val="decimal"/>
+      <w:isLgl/>
+      <w:lvlText w:val="%1.%2.%3.%4.%5.%6."/>
+      <w:lvlJc w:val="left"/>
+      <w:pPr>
+        <w:ind w:left="2498" w:hanging="1080"/>
+      </w:pPr>
+      <w:rPr>
+        <w:rFonts w:hint="default"/>
+      </w:rPr>
+    </w:lvl>
+    <w:lvl w:ilvl="6">
+      <w:start w:val="1"/>
+      <w:numFmt w:val="decimal"/>
+      <w:isLgl/>
+      <w:lvlText w:val="%1.%2.%3.%4.%5.%6.%7."/>
+      <w:lvlJc w:val="left"/>
+      <w:pPr>
+        <w:ind w:left="2858" w:hanging="1440"/>
+      </w:pPr>
+      <w:rPr>
+        <w:rFonts w:hint="default"/>
+      </w:rPr>
+    </w:lvl>
+    <w:lvl w:ilvl="7">
+      <w:start w:val="1"/>
+      <w:numFmt w:val="decimal"/>
+      <w:isLgl/>
+      <w:lvlText w:val="%1.%2.%3.%4.%5.%6.%7.%8."/>
+      <w:lvlJc w:val="left"/>
+      <w:pPr>
+        <w:ind w:left="2858" w:hanging="1440"/>
+      </w:pPr>
+      <w:rPr>
+        <w:rFonts w:hint="default"/>
+      </w:rPr>
+    </w:lvl>
+    <w:lvl w:ilvl="8">
+      <w:start w:val="1"/>
+      <w:numFmt w:val="decimal"/>
+      <w:isLgl/>
+      <w:lvlText w:val="%1.%2.%3.%4.%5.%6.%7.%8.%9."/>
+      <w:lvlJc w:val="left"/>
+      <w:pPr>
+        <w:ind w:left="3218" w:hanging="1800"/>
+      </w:pPr>
+      <w:rPr>
+        <w:rFonts w:hint="default"/>
+      </w:rPr>
+    </w:lvl>
+  </w:abstractNum>
+  <w:abstractNum w:abstractNumId="4" w15:restartNumberingAfterBreak="0">
+    <w:nsid w:val="290B3E61"/>
+    <w:multiLevelType w:val="hybridMultilevel"/>
+    <w:tmpl w:val="8C94AFD4"/>
+    <w:lvl w:ilvl="0" w:tplc="25524104">
+      <w:start w:val="1"/>
+      <w:numFmt w:val="bullet"/>
+      <w:pStyle w:val="List1"/>
+      <w:lvlText w:val="•"/>
+      <w:lvlJc w:val="left"/>
+      <w:pPr>
+        <w:tabs>
+          <w:tab w:val="num" w:pos="567"/>
+        </w:tabs>
+        <w:ind w:left="567" w:hanging="283"/>
+      </w:pPr>
+      <w:rPr>
+        <w:rFonts w:ascii="Tahoma" w:hAnsi="Tahoma" w:hint="default"/>
+        <w:color w:val="auto"/>
+        <w:sz w:val="20"/>
+        <w:szCs w:val="20"/>
+      </w:rPr>
+    </w:lvl>
+    <w:lvl w:ilvl="1" w:tplc="04190003" w:tentative="1">
+      <w:start w:val="1"/>
+      <w:numFmt w:val="bullet"/>
+      <w:lvlText w:val="o"/>
+      <w:lvlJc w:val="left"/>
+      <w:pPr>
+        <w:tabs>
+          <w:tab w:val="num" w:pos="1440"/>
+        </w:tabs>
+        <w:ind w:left="1440" w:hanging="360"/>
+      </w:pPr>
+      <w:rPr>
+        <w:rFonts w:ascii="Courier New" w:hAnsi="Courier New" w:cs="Courier New" w:hint="default"/>
+      </w:rPr>
+    </w:lvl>
+    <w:lvl w:ilvl="2" w:tplc="04190005" w:tentative="1">
+      <w:start w:val="1"/>
+      <w:numFmt w:val="bullet"/>
+      <w:lvlText w:val=""/>
+      <w:lvlJc w:val="left"/>
+      <w:pPr>
+        <w:tabs>
+          <w:tab w:val="num" w:pos="2160"/>
+        </w:tabs>
+        <w:ind w:left="2160" w:hanging="360"/>
+      </w:pPr>
+      <w:rPr>
+        <w:rFonts w:ascii="Wingdings" w:hAnsi="Wingdings" w:hint="default"/>
+      </w:rPr>
+    </w:lvl>
+    <w:lvl w:ilvl="3" w:tplc="04190001" w:tentative="1">
+      <w:start w:val="1"/>
+      <w:numFmt w:val="bullet"/>
+      <w:lvlText w:val=""/>
+      <w:lvlJc w:val="left"/>
+      <w:pPr>
+        <w:tabs>
+          <w:tab w:val="num" w:pos="2880"/>
+        </w:tabs>
+        <w:ind w:left="2880" w:hanging="360"/>
+      </w:pPr>
+      <w:rPr>
+        <w:rFonts w:ascii="Symbol" w:hAnsi="Symbol" w:hint="default"/>
+      </w:rPr>
+    </w:lvl>
+    <w:lvl w:ilvl="4" w:tplc="04190003" w:tentative="1">
+      <w:start w:val="1"/>
+      <w:numFmt w:val="bullet"/>
+      <w:lvlText w:val="o"/>
+      <w:lvlJc w:val="left"/>
+      <w:pPr>
+        <w:tabs>
+          <w:tab w:val="num" w:pos="3600"/>
+        </w:tabs>
+        <w:ind w:left="3600" w:hanging="360"/>
+      </w:pPr>
+      <w:rPr>
+        <w:rFonts w:ascii="Courier New" w:hAnsi="Courier New" w:cs="Courier New" w:hint="default"/>
+      </w:rPr>
+    </w:lvl>
+    <w:lvl w:ilvl="5" w:tplc="04190005" w:tentative="1">
+      <w:start w:val="1"/>
+      <w:numFmt w:val="bullet"/>
+      <w:lvlText w:val=""/>
+      <w:lvlJc w:val="left"/>
+      <w:pPr>
+        <w:tabs>
+          <w:tab w:val="num" w:pos="4320"/>
+        </w:tabs>
+        <w:ind w:left="4320" w:hanging="360"/>
+      </w:pPr>
+      <w:rPr>
+        <w:rFonts w:ascii="Wingdings" w:hAnsi="Wingdings" w:hint="default"/>
+      </w:rPr>
+    </w:lvl>
+    <w:lvl w:ilvl="6" w:tplc="04190001" w:tentative="1">
+      <w:start w:val="1"/>
+      <w:numFmt w:val="bullet"/>
+      <w:lvlText w:val=""/>
+      <w:lvlJc w:val="left"/>
+      <w:pPr>
+        <w:tabs>
+          <w:tab w:val="num" w:pos="5040"/>
+        </w:tabs>
+        <w:ind w:left="5040" w:hanging="360"/>
+      </w:pPr>
+      <w:rPr>
+        <w:rFonts w:ascii="Symbol" w:hAnsi="Symbol" w:hint="default"/>
+      </w:rPr>
+    </w:lvl>
+    <w:lvl w:ilvl="7" w:tplc="04190003" w:tentative="1">
+      <w:start w:val="1"/>
+      <w:numFmt w:val="bullet"/>
+      <w:lvlText w:val="o"/>
+      <w:lvlJc w:val="left"/>
+      <w:pPr>
+        <w:tabs>
+          <w:tab w:val="num" w:pos="5760"/>
+        </w:tabs>
+        <w:ind w:left="5760" w:hanging="360"/>
+      </w:pPr>
+      <w:rPr>
+        <w:rFonts w:ascii="Courier New" w:hAnsi="Courier New" w:cs="Courier New" w:hint="default"/>
+      </w:rPr>
+    </w:lvl>
+    <w:lvl w:ilvl="8" w:tplc="04190005" w:tentative="1">
+      <w:start w:val="1"/>
+      <w:numFmt w:val="bullet"/>
+      <w:lvlText w:val=""/>
+      <w:lvlJc w:val="left"/>
+      <w:pPr>
+        <w:tabs>
+          <w:tab w:val="num" w:pos="6480"/>
+        </w:tabs>
+        <w:ind w:left="6480" w:hanging="360"/>
+      </w:pPr>
+      <w:rPr>
+        <w:rFonts w:ascii="Wingdings" w:hAnsi="Wingdings" w:hint="default"/>
+      </w:rPr>
+    </w:lvl>
+  </w:abstractNum>
+  <w:abstractNum w:abstractNumId="5" w15:restartNumberingAfterBreak="0">
+    <w:nsid w:val="32A5159B"/>
+    <w:multiLevelType w:val="hybridMultilevel"/>
+    <w:tmpl w:val="34283C9A"/>
+    <w:lvl w:ilvl="0" w:tplc="04190001">
+      <w:start w:val="1"/>
+      <w:numFmt w:val="bullet"/>
+      <w:lvlText w:val=""/>
+      <w:lvlJc w:val="left"/>
+      <w:pPr>
+        <w:ind w:left="1800" w:hanging="360"/>
+      </w:pPr>
+      <w:rPr>
+        <w:rFonts w:ascii="Symbol" w:hAnsi="Symbol" w:hint="default"/>
+      </w:rPr>
+    </w:lvl>
+    <w:lvl w:ilvl="1" w:tplc="04190003" w:tentative="1">
+      <w:start w:val="1"/>
+      <w:numFmt w:val="bullet"/>
+      <w:lvlText w:val="o"/>
+      <w:lvlJc w:val="left"/>
+      <w:pPr>
+        <w:ind w:left="2520" w:hanging="360"/>
+      </w:pPr>
+      <w:rPr>
+        <w:rFonts w:ascii="Courier New" w:hAnsi="Courier New" w:cs="Courier New" w:hint="default"/>
+      </w:rPr>
+    </w:lvl>
+    <w:lvl w:ilvl="2" w:tplc="04190005" w:tentative="1">
+      <w:start w:val="1"/>
+      <w:numFmt w:val="bullet"/>
+      <w:lvlText w:val=""/>
+      <w:lvlJc w:val="left"/>
+      <w:pPr>
+        <w:ind w:left="3240" w:hanging="360"/>
+      </w:pPr>
+      <w:rPr>
+        <w:rFonts w:ascii="Wingdings" w:hAnsi="Wingdings" w:hint="default"/>
+      </w:rPr>
+    </w:lvl>
+    <w:lvl w:ilvl="3" w:tplc="04190001" w:tentative="1">
+      <w:start w:val="1"/>
+      <w:numFmt w:val="bullet"/>
+      <w:lvlText w:val=""/>
+      <w:lvlJc w:val="left"/>
+      <w:pPr>
+        <w:ind w:left="3960" w:hanging="360"/>
+      </w:pPr>
+      <w:rPr>
+        <w:rFonts w:ascii="Symbol" w:hAnsi="Symbol" w:hint="default"/>
+      </w:rPr>
+    </w:lvl>
+    <w:lvl w:ilvl="4" w:tplc="04190003" w:tentative="1">
+      <w:start w:val="1"/>
+      <w:numFmt w:val="bullet"/>
+      <w:lvlText w:val="o"/>
+      <w:lvlJc w:val="left"/>
+      <w:pPr>
+        <w:ind w:left="4680" w:hanging="360"/>
+      </w:pPr>
+      <w:rPr>
+        <w:rFonts w:ascii="Courier New" w:hAnsi="Courier New" w:cs="Courier New" w:hint="default"/>
+      </w:rPr>
+    </w:lvl>
+    <w:lvl w:ilvl="5" w:tplc="04190005" w:tentative="1">
+      <w:start w:val="1"/>
+      <w:numFmt w:val="bullet"/>
+      <w:lvlText w:val=""/>
+      <w:lvlJc w:val="left"/>
+      <w:pPr>
+        <w:ind w:left="5400" w:hanging="360"/>
+      </w:pPr>
+      <w:rPr>
+        <w:rFonts w:ascii="Wingdings" w:hAnsi="Wingdings" w:hint="default"/>
+      </w:rPr>
+    </w:lvl>
+    <w:lvl w:ilvl="6" w:tplc="04190001" w:tentative="1">
+      <w:start w:val="1"/>
+      <w:numFmt w:val="bullet"/>
+      <w:lvlText w:val=""/>
+      <w:lvlJc w:val="left"/>
+      <w:pPr>
+        <w:ind w:left="6120" w:hanging="360"/>
+      </w:pPr>
+      <w:rPr>
+        <w:rFonts w:ascii="Symbol" w:hAnsi="Symbol" w:hint="default"/>
+      </w:rPr>
+    </w:lvl>
+    <w:lvl w:ilvl="7" w:tplc="04190003" w:tentative="1">
+      <w:start w:val="1"/>
+      <w:numFmt w:val="bullet"/>
+      <w:lvlText w:val="o"/>
+      <w:lvlJc w:val="left"/>
+      <w:pPr>
+        <w:ind w:left="6840" w:hanging="360"/>
+      </w:pPr>
+      <w:rPr>
+        <w:rFonts w:ascii="Courier New" w:hAnsi="Courier New" w:cs="Courier New" w:hint="default"/>
+      </w:rPr>
+    </w:lvl>
+    <w:lvl w:ilvl="8" w:tplc="04190005" w:tentative="1">
+      <w:start w:val="1"/>
+      <w:numFmt w:val="bullet"/>
+      <w:lvlText w:val=""/>
+      <w:lvlJc w:val="left"/>
+      <w:pPr>
+        <w:ind w:left="7560" w:hanging="360"/>
+      </w:pPr>
+      <w:rPr>
+        <w:rFonts w:ascii="Wingdings" w:hAnsi="Wingdings" w:hint="default"/>
+      </w:rPr>
+    </w:lvl>
+  </w:abstractNum>
+  <w:abstractNum w:abstractNumId="6" w15:restartNumberingAfterBreak="0">
+    <w:nsid w:val="34D45EAD"/>
+    <w:multiLevelType w:val="multilevel"/>
+    <w:tmpl w:val="F2FEBF84"/>
+    <w:lvl w:ilvl="0">
+      <w:start w:val="1"/>
+      <w:numFmt w:val="bullet"/>
+      <w:lvlText w:val=""/>
+      <w:lvlJc w:val="left"/>
+      <w:pPr>
+        <w:ind w:left="1778" w:hanging="360"/>
+      </w:pPr>
+      <w:rPr>
+        <w:rFonts w:ascii="Symbol" w:hAnsi="Symbol" w:hint="default"/>
+      </w:rPr>
+    </w:lvl>
+    <w:lvl w:ilvl="1">
+      <w:start w:val="1"/>
+      <w:numFmt w:val="decimal"/>
+      <w:isLgl/>
+      <w:lvlText w:val="%1.%2."/>
+      <w:lvlJc w:val="left"/>
+      <w:pPr>
+        <w:ind w:left="1778" w:hanging="360"/>
+      </w:pPr>
+      <w:rPr>
+        <w:rFonts w:hint="default"/>
+      </w:rPr>
+    </w:lvl>
+    <w:lvl w:ilvl="2">
+      <w:start w:val="1"/>
+      <w:numFmt w:val="decimal"/>
+      <w:isLgl/>
+      <w:lvlText w:val="%1.%2.%3."/>
+      <w:lvlJc w:val="left"/>
+      <w:pPr>
+        <w:ind w:left="2138" w:hanging="720"/>
+      </w:pPr>
+      <w:rPr>
+        <w:rFonts w:hint="default"/>
+      </w:rPr>
+    </w:lvl>
+    <w:lvl w:ilvl="3">
+      <w:start w:val="1"/>
+      <w:numFmt w:val="decimal"/>
+      <w:isLgl/>
+      <w:lvlText w:val="%1.%2.%3.%4."/>
+      <w:lvlJc w:val="left"/>
+      <w:pPr>
+        <w:ind w:left="2138" w:hanging="720"/>
+      </w:pPr>
+      <w:rPr>
+        <w:rFonts w:hint="default"/>
+      </w:rPr>
+    </w:lvl>
+    <w:lvl w:ilvl="4">
+      <w:start w:val="1"/>
+      <w:numFmt w:val="decimal"/>
+      <w:isLgl/>
+      <w:lvlText w:val="%1.%2.%3.%4.%5."/>
+      <w:lvlJc w:val="left"/>
+      <w:pPr>
+        <w:ind w:left="2498" w:hanging="1080"/>
+      </w:pPr>
+      <w:rPr>
+        <w:rFonts w:hint="default"/>
+      </w:rPr>
+    </w:lvl>
+    <w:lvl w:ilvl="5">
+      <w:start w:val="1"/>
+      <w:numFmt w:val="decimal"/>
+      <w:isLgl/>
+      <w:lvlText w:val="%1.%2.%3.%4.%5.%6."/>
+      <w:lvlJc w:val="left"/>
+      <w:pPr>
+        <w:ind w:left="2498" w:hanging="1080"/>
+      </w:pPr>
+      <w:rPr>
+        <w:rFonts w:hint="default"/>
+      </w:rPr>
+    </w:lvl>
+    <w:lvl w:ilvl="6">
+      <w:start w:val="1"/>
+      <w:numFmt w:val="decimal"/>
+      <w:isLgl/>
+      <w:lvlText w:val="%1.%2.%3.%4.%5.%6.%7."/>
+      <w:lvlJc w:val="left"/>
+      <w:pPr>
+        <w:ind w:left="2858" w:hanging="1440"/>
+      </w:pPr>
+      <w:rPr>
+        <w:rFonts w:hint="default"/>
+      </w:rPr>
+    </w:lvl>
+    <w:lvl w:ilvl="7">
+      <w:start w:val="1"/>
+      <w:numFmt w:val="decimal"/>
+      <w:isLgl/>
+      <w:lvlText w:val="%1.%2.%3.%4.%5.%6.%7.%8."/>
+      <w:lvlJc w:val="left"/>
+      <w:pPr>
+        <w:ind w:left="2858" w:hanging="1440"/>
+      </w:pPr>
+      <w:rPr>
+        <w:rFonts w:hint="default"/>
+      </w:rPr>
+    </w:lvl>
+    <w:lvl w:ilvl="8">
+      <w:start w:val="1"/>
+      <w:numFmt w:val="decimal"/>
+      <w:isLgl/>
+      <w:lvlText w:val="%1.%2.%3.%4.%5.%6.%7.%8.%9."/>
+      <w:lvlJc w:val="left"/>
+      <w:pPr>
+        <w:ind w:left="3218" w:hanging="1800"/>
+      </w:pPr>
+      <w:rPr>
+        <w:rFonts w:hint="default"/>
+      </w:rPr>
+    </w:lvl>
+  </w:abstractNum>
+  <w:abstractNum w:abstractNumId="7" w15:restartNumberingAfterBreak="0">
+    <w:nsid w:val="41092CA6"/>
+    <w:multiLevelType w:val="multilevel"/>
+    <w:tmpl w:val="283AB046"/>
+    <w:lvl w:ilvl="0">
+      <w:start w:val="3"/>
+      <w:numFmt w:val="decimal"/>
+      <w:lvlText w:val="%1."/>
+      <w:lvlJc w:val="left"/>
+      <w:pPr>
+        <w:ind w:left="360" w:hanging="360"/>
+      </w:pPr>
+      <w:rPr>
+        <w:rFonts w:hint="default"/>
+      </w:rPr>
+    </w:lvl>
+    <w:lvl w:ilvl="1">
+      <w:start w:val="1"/>
+      <w:numFmt w:val="decimal"/>
+      <w:lvlText w:val="%1.%2."/>
+      <w:lvlJc w:val="left"/>
+      <w:pPr>
+        <w:ind w:left="1287" w:hanging="720"/>
+      </w:pPr>
+      <w:rPr>
+        <w:rFonts w:hint="default"/>
+      </w:rPr>
+    </w:lvl>
+    <w:lvl w:ilvl="2">
+      <w:start w:val="1"/>
+      <w:numFmt w:val="decimal"/>
+      <w:lvlText w:val="%1.%2.%3."/>
+      <w:lvlJc w:val="left"/>
+      <w:pPr>
+        <w:ind w:left="1854" w:hanging="720"/>
+      </w:pPr>
+      <w:rPr>
+        <w:rFonts w:hint="default"/>
+        <w:b/>
+        <w:bCs/>
+      </w:rPr>
+    </w:lvl>
+    <w:lvl w:ilvl="3">
+      <w:start w:val="1"/>
+      <w:numFmt w:val="decimal"/>
+      <w:lvlText w:val="%1.%2.%3.%4."/>
+      <w:lvlJc w:val="left"/>
+      <w:pPr>
+        <w:ind w:left="2781" w:hanging="1080"/>
+      </w:pPr>
+      <w:rPr>
+        <w:rFonts w:hint="default"/>
+      </w:rPr>
+    </w:lvl>
+    <w:lvl w:ilvl="4">
+      <w:start w:val="1"/>
+      <w:numFmt w:val="decimal"/>
+      <w:lvlText w:val="%1.%2.%3.%4.%5."/>
+      <w:lvlJc w:val="left"/>
+      <w:pPr>
+        <w:ind w:left="3348" w:hanging="1080"/>
+      </w:pPr>
+      <w:rPr>
+        <w:rFonts w:hint="default"/>
+      </w:rPr>
+    </w:lvl>
+    <w:lvl w:ilvl="5">
+      <w:start w:val="1"/>
+      <w:numFmt w:val="decimal"/>
+      <w:lvlText w:val="%1.%2.%3.%4.%5.%6."/>
+      <w:lvlJc w:val="left"/>
+      <w:pPr>
+        <w:ind w:left="4275" w:hanging="1440"/>
+      </w:pPr>
+      <w:rPr>
+        <w:rFonts w:hint="default"/>
+      </w:rPr>
+    </w:lvl>
+    <w:lvl w:ilvl="6">
+      <w:start w:val="1"/>
+      <w:numFmt w:val="decimal"/>
+      <w:lvlText w:val="%1.%2.%3.%4.%5.%6.%7."/>
+      <w:lvlJc w:val="left"/>
+      <w:pPr>
+        <w:ind w:left="4842" w:hanging="1440"/>
+      </w:pPr>
+      <w:rPr>
+        <w:rFonts w:hint="default"/>
+      </w:rPr>
+    </w:lvl>
+    <w:lvl w:ilvl="7">
+      <w:start w:val="1"/>
+      <w:numFmt w:val="decimal"/>
+      <w:lvlText w:val="%1.%2.%3.%4.%5.%6.%7.%8."/>
+      <w:lvlJc w:val="left"/>
+      <w:pPr>
+        <w:ind w:left="5769" w:hanging="1800"/>
+      </w:pPr>
+      <w:rPr>
+        <w:rFonts w:hint="default"/>
+      </w:rPr>
+    </w:lvl>
+    <w:lvl w:ilvl="8">
+      <w:start w:val="1"/>
+      <w:numFmt w:val="decimal"/>
+      <w:lvlText w:val="%1.%2.%3.%4.%5.%6.%7.%8.%9."/>
+      <w:lvlJc w:val="left"/>
+      <w:pPr>
+        <w:ind w:left="6336" w:hanging="1800"/>
+      </w:pPr>
+      <w:rPr>
+        <w:rFonts w:hint="default"/>
+      </w:rPr>
+    </w:lvl>
+  </w:abstractNum>
+  <w:abstractNum w:abstractNumId="8" w15:restartNumberingAfterBreak="0">
+    <w:nsid w:val="4FB752AF"/>
+    <w:multiLevelType w:val="hybridMultilevel"/>
+    <w:tmpl w:val="7CCAD29E"/>
+    <w:lvl w:ilvl="0" w:tplc="04190001">
+      <w:start w:val="1"/>
+      <w:numFmt w:val="bullet"/>
+      <w:lvlText w:val=""/>
+      <w:lvlJc w:val="left"/>
+      <w:pPr>
+        <w:ind w:left="720" w:hanging="360"/>
+      </w:pPr>
+      <w:rPr>
+        <w:rFonts w:ascii="Symbol" w:hAnsi="Symbol" w:hint="default"/>
+      </w:rPr>
+    </w:lvl>
+    <w:lvl w:ilvl="1" w:tplc="04190003" w:tentative="1">
+      <w:start w:val="1"/>
+      <w:numFmt w:val="bullet"/>
+      <w:lvlText w:val="o"/>
+      <w:lvlJc w:val="left"/>
+      <w:pPr>
+        <w:ind w:left="1440" w:hanging="360"/>
+      </w:pPr>
+      <w:rPr>
+        <w:rFonts w:ascii="Courier New" w:hAnsi="Courier New" w:cs="Courier New" w:hint="default"/>
+      </w:rPr>
+    </w:lvl>
+    <w:lvl w:ilvl="2" w:tplc="04190005" w:tentative="1">
+      <w:start w:val="1"/>
+      <w:numFmt w:val="bullet"/>
+      <w:lvlText w:val=""/>
+      <w:lvlJc w:val="left"/>
+      <w:pPr>
+        <w:ind w:left="2160" w:hanging="360"/>
+      </w:pPr>
+      <w:rPr>
+        <w:rFonts w:ascii="Wingdings" w:hAnsi="Wingdings" w:hint="default"/>
+      </w:rPr>
+    </w:lvl>
+    <w:lvl w:ilvl="3" w:tplc="04190001" w:tentative="1">
+      <w:start w:val="1"/>
+      <w:numFmt w:val="bullet"/>
+      <w:lvlText w:val=""/>
+      <w:lvlJc w:val="left"/>
+      <w:pPr>
+        <w:ind w:left="2880" w:hanging="360"/>
+      </w:pPr>
+      <w:rPr>
+        <w:rFonts w:ascii="Symbol" w:hAnsi="Symbol" w:hint="default"/>
+      </w:rPr>
+    </w:lvl>
+    <w:lvl w:ilvl="4" w:tplc="04190003" w:tentative="1">
+      <w:start w:val="1"/>
+      <w:numFmt w:val="bullet"/>
+      <w:lvlText w:val="o"/>
+      <w:lvlJc w:val="left"/>
+      <w:pPr>
+        <w:ind w:left="3600" w:hanging="360"/>
+      </w:pPr>
+      <w:rPr>
+        <w:rFonts w:ascii="Courier New" w:hAnsi="Courier New" w:cs="Courier New" w:hint="default"/>
+      </w:rPr>
+    </w:lvl>
+    <w:lvl w:ilvl="5" w:tplc="04190005" w:tentative="1">
+      <w:start w:val="1"/>
+      <w:numFmt w:val="bullet"/>
+      <w:lvlText w:val=""/>
+      <w:lvlJc w:val="left"/>
+      <w:pPr>
+        <w:ind w:left="4320" w:hanging="360"/>
+      </w:pPr>
+      <w:rPr>
+        <w:rFonts w:ascii="Wingdings" w:hAnsi="Wingdings" w:hint="default"/>
+      </w:rPr>
+    </w:lvl>
+    <w:lvl w:ilvl="6" w:tplc="04190001" w:tentative="1">
+      <w:start w:val="1"/>
+      <w:numFmt w:val="bullet"/>
+      <w:lvlText w:val=""/>
+      <w:lvlJc w:val="left"/>
+      <w:pPr>
+        <w:ind w:left="5040" w:hanging="360"/>
+      </w:pPr>
+      <w:rPr>
+        <w:rFonts w:ascii="Symbol" w:hAnsi="Symbol" w:hint="default"/>
+      </w:rPr>
+    </w:lvl>
+    <w:lvl w:ilvl="7" w:tplc="04190003" w:tentative="1">
+      <w:start w:val="1"/>
+      <w:numFmt w:val="bullet"/>
+      <w:lvlText w:val="o"/>
+      <w:lvlJc w:val="left"/>
+      <w:pPr>
+        <w:ind w:left="5760" w:hanging="360"/>
+      </w:pPr>
+      <w:rPr>
+        <w:rFonts w:ascii="Courier New" w:hAnsi="Courier New" w:cs="Courier New" w:hint="default"/>
+      </w:rPr>
+    </w:lvl>
+    <w:lvl w:ilvl="8" w:tplc="04190005" w:tentative="1">
+      <w:start w:val="1"/>
+      <w:numFmt w:val="bullet"/>
+      <w:lvlText w:val=""/>
+      <w:lvlJc w:val="left"/>
+      <w:pPr>
+        <w:ind w:left="6480" w:hanging="360"/>
+      </w:pPr>
+      <w:rPr>
+        <w:rFonts w:ascii="Wingdings" w:hAnsi="Wingdings" w:hint="default"/>
+      </w:rPr>
+    </w:lvl>
+  </w:abstractNum>
+  <w:abstractNum w:abstractNumId="9" w15:restartNumberingAfterBreak="0">
+    <w:nsid w:val="526824B0"/>
+    <w:multiLevelType w:val="hybridMultilevel"/>
+    <w:tmpl w:val="D690D97A"/>
+    <w:lvl w:ilvl="0" w:tplc="0419000F">
+      <w:start w:val="1"/>
+      <w:numFmt w:val="decimal"/>
+      <w:lvlText w:val="%1."/>
+      <w:lvlJc w:val="left"/>
+      <w:pPr>
+        <w:ind w:left="720" w:hanging="360"/>
+      </w:pPr>
+      <w:rPr>
+        <w:rFonts w:hint="default"/>
+      </w:rPr>
+    </w:lvl>
+    <w:lvl w:ilvl="1" w:tplc="04190019" w:tentative="1">
+      <w:start w:val="1"/>
+      <w:numFmt w:val="lowerLetter"/>
+      <w:lvlText w:val="%2."/>
+      <w:lvlJc w:val="left"/>
+      <w:pPr>
+        <w:ind w:left="1440" w:hanging="360"/>
+      </w:pPr>
+    </w:lvl>
+    <w:lvl w:ilvl="2" w:tplc="0419001B" w:tentative="1">
+      <w:start w:val="1"/>
+      <w:numFmt w:val="lowerRoman"/>
+      <w:lvlText w:val="%3."/>
+      <w:lvlJc w:val="right"/>
+      <w:pPr>
+        <w:ind w:left="2160" w:hanging="180"/>
+      </w:pPr>
+    </w:lvl>
+    <w:lvl w:ilvl="3" w:tplc="0419000F" w:tentative="1">
+      <w:start w:val="1"/>
+      <w:numFmt w:val="decimal"/>
+      <w:lvlText w:val="%4."/>
+      <w:lvlJc w:val="left"/>
+      <w:pPr>
+        <w:ind w:left="2880" w:hanging="360"/>
+      </w:pPr>
+    </w:lvl>
+    <w:lvl w:ilvl="4" w:tplc="04190019" w:tentative="1">
+      <w:start w:val="1"/>
+      <w:numFmt w:val="lowerLetter"/>
+      <w:lvlText w:val="%5."/>
+      <w:lvlJc w:val="left"/>
+      <w:pPr>
+        <w:ind w:left="3600" w:hanging="360"/>
+      </w:pPr>
+    </w:lvl>
+    <w:lvl w:ilvl="5" w:tplc="0419001B" w:tentative="1">
+      <w:start w:val="1"/>
+      <w:numFmt w:val="lowerRoman"/>
+      <w:lvlText w:val="%6."/>
+      <w:lvlJc w:val="right"/>
+      <w:pPr>
+        <w:ind w:left="4320" w:hanging="180"/>
+      </w:pPr>
+    </w:lvl>
+    <w:lvl w:ilvl="6" w:tplc="0419000F" w:tentative="1">
+      <w:start w:val="1"/>
+      <w:numFmt w:val="decimal"/>
+      <w:lvlText w:val="%7."/>
+      <w:lvlJc w:val="left"/>
+      <w:pPr>
+        <w:ind w:left="5040" w:hanging="360"/>
+      </w:pPr>
+    </w:lvl>
+    <w:lvl w:ilvl="7" w:tplc="04190019" w:tentative="1">
+      <w:start w:val="1"/>
+      <w:numFmt w:val="lowerLetter"/>
+      <w:lvlText w:val="%8."/>
+      <w:lvlJc w:val="left"/>
+      <w:pPr>
+        <w:ind w:left="5760" w:hanging="360"/>
+      </w:pPr>
+    </w:lvl>
+    <w:lvl w:ilvl="8" w:tplc="0419001B" w:tentative="1">
+      <w:start w:val="1"/>
+      <w:numFmt w:val="lowerRoman"/>
+      <w:lvlText w:val="%9."/>
+      <w:lvlJc w:val="right"/>
+      <w:pPr>
+        <w:ind w:left="6480" w:hanging="180"/>
+      </w:pPr>
+    </w:lvl>
+  </w:abstractNum>
+  <w:abstractNum w:abstractNumId="10" w15:restartNumberingAfterBreak="0">
+    <w:nsid w:val="53051CAF"/>
+    <w:multiLevelType w:val="multilevel"/>
+    <w:tmpl w:val="613E0C6C"/>
+    <w:lvl w:ilvl="0">
+      <w:start w:val="1"/>
+      <w:numFmt w:val="decimal"/>
+      <w:lvlText w:val="%1."/>
+      <w:lvlJc w:val="left"/>
+      <w:pPr>
+        <w:ind w:left="720" w:hanging="360"/>
+      </w:pPr>
+      <w:rPr>
+        <w:rFonts w:hint="default"/>
+        <w:b/>
+        <w:bCs/>
+      </w:rPr>
+    </w:lvl>
+    <w:lvl w:ilvl="1">
+      <w:start w:val="1"/>
+      <w:numFmt w:val="decimal"/>
+      <w:isLgl/>
+      <w:lvlText w:val="%1.%2."/>
+      <w:lvlJc w:val="left"/>
+      <w:pPr>
+        <w:ind w:left="1080" w:hanging="720"/>
+      </w:pPr>
+      <w:rPr>
+        <w:rFonts w:hint="default"/>
+        <w:b/>
+        <w:bCs/>
+        <w:color w:val="000000" w:themeColor="text1"/>
+      </w:rPr>
+    </w:lvl>
+    <w:lvl w:ilvl="2">
+      <w:start w:val="1"/>
+      <w:numFmt w:val="decimal"/>
+      <w:isLgl/>
+      <w:lvlText w:val="%1.%2.%3."/>
+      <w:lvlJc w:val="left"/>
+      <w:pPr>
+        <w:ind w:left="1080" w:hanging="720"/>
+      </w:pPr>
+      <w:rPr>
+        <w:rFonts w:hint="default"/>
+        <w:b/>
+        <w:bCs/>
+      </w:rPr>
+    </w:lvl>
+    <w:lvl w:ilvl="3">
+      <w:start w:val="1"/>
+      <w:numFmt w:val="decimal"/>
+      <w:isLgl/>
+      <w:lvlText w:val="%1.%2.%3.%4."/>
+      <w:lvlJc w:val="left"/>
+      <w:pPr>
+        <w:ind w:left="1440" w:hanging="1080"/>
+      </w:pPr>
+      <w:rPr>
+        <w:rFonts w:hint="default"/>
+      </w:rPr>
+    </w:lvl>
+    <w:lvl w:ilvl="4">
+      <w:start w:val="1"/>
+      <w:numFmt w:val="decimal"/>
+      <w:isLgl/>
+      <w:lvlText w:val="%1.%2.%3.%4.%5."/>
+      <w:lvlJc w:val="left"/>
+      <w:pPr>
+        <w:ind w:left="1800" w:hanging="1440"/>
+      </w:pPr>
+      <w:rPr>
+        <w:rFonts w:hint="default"/>
+      </w:rPr>
+    </w:lvl>
+    <w:lvl w:ilvl="5">
+      <w:start w:val="1"/>
+      <w:numFmt w:val="decimal"/>
+      <w:isLgl/>
+      <w:lvlText w:val="%1.%2.%3.%4.%5.%6."/>
+      <w:lvlJc w:val="left"/>
+      <w:pPr>
+        <w:ind w:left="1800" w:hanging="1440"/>
+      </w:pPr>
+      <w:rPr>
+        <w:rFonts w:hint="default"/>
+      </w:rPr>
+    </w:lvl>
+    <w:lvl w:ilvl="6">
+      <w:start w:val="1"/>
+      <w:numFmt w:val="decimal"/>
+      <w:isLgl/>
+      <w:lvlText w:val="%1.%2.%3.%4.%5.%6.%7."/>
+      <w:lvlJc w:val="left"/>
+      <w:pPr>
+        <w:ind w:left="2160" w:hanging="1800"/>
+      </w:pPr>
+      <w:rPr>
+        <w:rFonts w:hint="default"/>
+      </w:rPr>
+    </w:lvl>
+    <w:lvl w:ilvl="7">
+      <w:start w:val="1"/>
+      <w:numFmt w:val="decimal"/>
+      <w:isLgl/>
+      <w:lvlText w:val="%1.%2.%3.%4.%5.%6.%7.%8."/>
+      <w:lvlJc w:val="left"/>
+      <w:pPr>
+        <w:ind w:left="2520" w:hanging="2160"/>
+      </w:pPr>
+      <w:rPr>
+        <w:rFonts w:hint="default"/>
+      </w:rPr>
+    </w:lvl>
+    <w:lvl w:ilvl="8">
+      <w:start w:val="1"/>
+      <w:numFmt w:val="decimal"/>
+      <w:isLgl/>
+      <w:lvlText w:val="%1.%2.%3.%4.%5.%6.%7.%8.%9."/>
+      <w:lvlJc w:val="left"/>
+      <w:pPr>
+        <w:ind w:left="2520" w:hanging="2160"/>
+      </w:pPr>
+      <w:rPr>
+        <w:rFonts w:hint="default"/>
+      </w:rPr>
+    </w:lvl>
+  </w:abstractNum>
+  <w:abstractNum w:abstractNumId="11" w15:restartNumberingAfterBreak="0">
+    <w:nsid w:val="66517529"/>
+    <w:multiLevelType w:val="hybridMultilevel"/>
+    <w:tmpl w:val="E508E7FA"/>
+    <w:lvl w:ilvl="0" w:tplc="6A221D34">
+      <w:start w:val="1"/>
+      <w:numFmt w:val="decimal"/>
+      <w:lvlText w:val="2.%1."/>
+      <w:lvlJc w:val="left"/>
+      <w:pPr>
+        <w:ind w:left="720" w:hanging="360"/>
+      </w:pPr>
+      <w:rPr>
+        <w:rFonts w:hint="default"/>
+      </w:rPr>
+    </w:lvl>
+    <w:lvl w:ilvl="1" w:tplc="04190019" w:tentative="1">
+      <w:start w:val="1"/>
+      <w:numFmt w:val="lowerLetter"/>
+      <w:lvlText w:val="%2."/>
+      <w:lvlJc w:val="left"/>
+      <w:pPr>
+        <w:ind w:left="1440" w:hanging="360"/>
+      </w:pPr>
+    </w:lvl>
+    <w:lvl w:ilvl="2" w:tplc="0419001B" w:tentative="1">
+      <w:start w:val="1"/>
+      <w:numFmt w:val="lowerRoman"/>
+      <w:lvlText w:val="%3."/>
+      <w:lvlJc w:val="right"/>
+      <w:pPr>
+        <w:ind w:left="2160" w:hanging="180"/>
+      </w:pPr>
+    </w:lvl>
+    <w:lvl w:ilvl="3" w:tplc="0419000F" w:tentative="1">
+      <w:start w:val="1"/>
+      <w:numFmt w:val="decimal"/>
+      <w:lvlText w:val="%4."/>
+      <w:lvlJc w:val="left"/>
+      <w:pPr>
+        <w:ind w:left="2880" w:hanging="360"/>
+      </w:pPr>
+    </w:lvl>
+    <w:lvl w:ilvl="4" w:tplc="04190019" w:tentative="1">
+      <w:start w:val="1"/>
+      <w:numFmt w:val="lowerLetter"/>
+      <w:lvlText w:val="%5."/>
+      <w:lvlJc w:val="left"/>
+      <w:pPr>
+        <w:ind w:left="3600" w:hanging="360"/>
+      </w:pPr>
+    </w:lvl>
+    <w:lvl w:ilvl="5" w:tplc="0419001B" w:tentative="1">
+      <w:start w:val="1"/>
+      <w:numFmt w:val="lowerRoman"/>
+      <w:lvlText w:val="%6."/>
+      <w:lvlJc w:val="right"/>
+      <w:pPr>
+        <w:ind w:left="4320" w:hanging="180"/>
+      </w:pPr>
+    </w:lvl>
+    <w:lvl w:ilvl="6" w:tplc="0419000F" w:tentative="1">
+      <w:start w:val="1"/>
+      <w:numFmt w:val="decimal"/>
+      <w:lvlText w:val="%7."/>
+      <w:lvlJc w:val="left"/>
+      <w:pPr>
+        <w:ind w:left="5040" w:hanging="360"/>
+      </w:pPr>
+    </w:lvl>
+    <w:lvl w:ilvl="7" w:tplc="04190019" w:tentative="1">
+      <w:start w:val="1"/>
+      <w:numFmt w:val="lowerLetter"/>
+      <w:lvlText w:val="%8."/>
+      <w:lvlJc w:val="left"/>
+      <w:pPr>
+        <w:ind w:left="5760" w:hanging="360"/>
+      </w:pPr>
+    </w:lvl>
+    <w:lvl w:ilvl="8" w:tplc="0419001B" w:tentative="1">
+      <w:start w:val="1"/>
+      <w:numFmt w:val="lowerRoman"/>
+      <w:lvlText w:val="%9."/>
+      <w:lvlJc w:val="right"/>
+      <w:pPr>
+        <w:ind w:left="6480" w:hanging="180"/>
+      </w:pPr>
+    </w:lvl>
+  </w:abstractNum>
+  <w:abstractNum w:abstractNumId="12" w15:restartNumberingAfterBreak="0">
+    <w:nsid w:val="72451DF0"/>
+    <w:multiLevelType w:val="hybridMultilevel"/>
+    <w:tmpl w:val="9022041E"/>
+    <w:lvl w:ilvl="0" w:tplc="04190001">
+      <w:start w:val="1"/>
+      <w:numFmt w:val="bullet"/>
+      <w:lvlText w:val=""/>
+      <w:lvlJc w:val="left"/>
+      <w:pPr>
+        <w:tabs>
+          <w:tab w:val="num" w:pos="720"/>
+        </w:tabs>
+        <w:ind w:left="720" w:hanging="360"/>
+      </w:pPr>
+      <w:rPr>
+        <w:rFonts w:ascii="Symbol" w:hAnsi="Symbol" w:hint="default"/>
+        <w:sz w:val="18"/>
+        <w:szCs w:val="18"/>
+      </w:rPr>
+    </w:lvl>
+    <w:lvl w:ilvl="1" w:tplc="04190019" w:tentative="1">
+      <w:start w:val="1"/>
+      <w:numFmt w:val="lowerLetter"/>
+      <w:lvlText w:val="%2."/>
+      <w:lvlJc w:val="left"/>
+      <w:pPr>
+        <w:tabs>
+          <w:tab w:val="num" w:pos="1440"/>
+        </w:tabs>
+        <w:ind w:left="1440" w:hanging="360"/>
+      </w:pPr>
+    </w:lvl>
+    <w:lvl w:ilvl="2" w:tplc="0419001B" w:tentative="1">
+      <w:start w:val="1"/>
+      <w:numFmt w:val="lowerRoman"/>
+      <w:lvlText w:val="%3."/>
+      <w:lvlJc w:val="right"/>
+      <w:pPr>
+        <w:tabs>
+          <w:tab w:val="num" w:pos="2160"/>
+        </w:tabs>
+        <w:ind w:left="2160" w:hanging="180"/>
+      </w:pPr>
+    </w:lvl>
+    <w:lvl w:ilvl="3" w:tplc="0419000F" w:tentative="1">
+      <w:start w:val="1"/>
+      <w:numFmt w:val="decimal"/>
+      <w:lvlText w:val="%4."/>
+      <w:lvlJc w:val="left"/>
+      <w:pPr>
+        <w:tabs>
+          <w:tab w:val="num" w:pos="2880"/>
+        </w:tabs>
+        <w:ind w:left="2880" w:hanging="360"/>
+      </w:pPr>
+    </w:lvl>
+    <w:lvl w:ilvl="4" w:tplc="04190019" w:tentative="1">
+      <w:start w:val="1"/>
+      <w:numFmt w:val="lowerLetter"/>
+      <w:lvlText w:val="%5."/>
+      <w:lvlJc w:val="left"/>
+      <w:pPr>
+        <w:tabs>
+          <w:tab w:val="num" w:pos="3600"/>
+        </w:tabs>
+        <w:ind w:left="3600" w:hanging="360"/>
+      </w:pPr>
+    </w:lvl>
+    <w:lvl w:ilvl="5" w:tplc="0419001B" w:tentative="1">
+      <w:start w:val="1"/>
+      <w:numFmt w:val="lowerRoman"/>
+      <w:lvlText w:val="%6."/>
+      <w:lvlJc w:val="right"/>
+      <w:pPr>
+        <w:tabs>
+          <w:tab w:val="num" w:pos="4320"/>
+        </w:tabs>
+        <w:ind w:left="4320" w:hanging="180"/>
+      </w:pPr>
+    </w:lvl>
+    <w:lvl w:ilvl="6" w:tplc="0419000F" w:tentative="1">
+      <w:start w:val="1"/>
+      <w:numFmt w:val="decimal"/>
+      <w:lvlText w:val="%7."/>
+      <w:lvlJc w:val="left"/>
+      <w:pPr>
+        <w:tabs>
+          <w:tab w:val="num" w:pos="5040"/>
+        </w:tabs>
+        <w:ind w:left="5040" w:hanging="360"/>
+      </w:pPr>
+    </w:lvl>
+    <w:lvl w:ilvl="7" w:tplc="04190019" w:tentative="1">
+      <w:start w:val="1"/>
+      <w:numFmt w:val="lowerLetter"/>
+      <w:lvlText w:val="%8."/>
+      <w:lvlJc w:val="left"/>
+      <w:pPr>
+        <w:tabs>
+          <w:tab w:val="num" w:pos="5760"/>
+        </w:tabs>
+        <w:ind w:left="5760" w:hanging="360"/>
+      </w:pPr>
+    </w:lvl>
+    <w:lvl w:ilvl="8" w:tplc="0419001B" w:tentative="1">
+      <w:start w:val="1"/>
+      <w:numFmt w:val="lowerRoman"/>
+      <w:lvlText w:val="%9."/>
+      <w:lvlJc w:val="right"/>
+      <w:pPr>
+        <w:tabs>
+          <w:tab w:val="num" w:pos="6480"/>
+        </w:tabs>
+        <w:ind w:left="6480" w:hanging="180"/>
+      </w:pPr>
+    </w:lvl>
+  </w:abstractNum>
+  <w:abstractNum w:abstractNumId="13" w15:restartNumberingAfterBreak="0">
+    <w:nsid w:val="761E200B"/>
+    <w:multiLevelType w:val="multilevel"/>
+    <w:tmpl w:val="7534EB12"/>
+    <w:lvl w:ilvl="0">
+      <w:start w:val="2"/>
+      <w:numFmt w:val="decimal"/>
+      <w:lvlText w:val="%1."/>
+      <w:lvlJc w:val="left"/>
+      <w:pPr>
+        <w:tabs>
+          <w:tab w:val="num" w:pos="360"/>
+        </w:tabs>
+        <w:ind w:left="360" w:hanging="360"/>
+      </w:pPr>
+      <w:rPr>
+        <w:rFonts w:hint="default"/>
+      </w:rPr>
+    </w:lvl>
+    <w:lvl w:ilvl="1">
+      <w:start w:val="2"/>
+      <w:numFmt w:val="decimal"/>
+      <w:lvlText w:val="%1.%2."/>
+      <w:lvlJc w:val="left"/>
+      <w:pPr>
+        <w:tabs>
+          <w:tab w:val="num" w:pos="1287"/>
+        </w:tabs>
+        <w:ind w:left="1287" w:hanging="720"/>
+      </w:pPr>
+      <w:rPr>
+        <w:rFonts w:hint="default"/>
+        <w:b/>
+        <w:bCs/>
+      </w:rPr>
+    </w:lvl>
+    <w:lvl w:ilvl="2">
+      <w:start w:val="1"/>
+      <w:numFmt w:val="decimal"/>
+      <w:lvlText w:val="%1.%2.%3."/>
+      <w:lvlJc w:val="left"/>
+      <w:pPr>
+        <w:tabs>
+          <w:tab w:val="num" w:pos="1854"/>
+        </w:tabs>
+        <w:ind w:left="1854" w:hanging="720"/>
+      </w:pPr>
+      <w:rPr>
+        <w:rFonts w:hint="default"/>
+      </w:rPr>
+    </w:lvl>
+    <w:lvl w:ilvl="3">
+      <w:start w:val="1"/>
+      <w:numFmt w:val="decimal"/>
+      <w:lvlText w:val="%1.%2.%3.%4."/>
+      <w:lvlJc w:val="left"/>
+      <w:pPr>
+        <w:tabs>
+          <w:tab w:val="num" w:pos="2781"/>
+        </w:tabs>
+        <w:ind w:left="2781" w:hanging="1080"/>
+      </w:pPr>
+      <w:rPr>
+        <w:rFonts w:hint="default"/>
+      </w:rPr>
+    </w:lvl>
+    <w:lvl w:ilvl="4">
+      <w:start w:val="1"/>
+      <w:numFmt w:val="decimal"/>
+      <w:lvlText w:val="%1.%2.%3.%4.%5."/>
+      <w:lvlJc w:val="left"/>
+      <w:pPr>
+        <w:tabs>
+          <w:tab w:val="num" w:pos="3348"/>
+        </w:tabs>
+        <w:ind w:left="3348" w:hanging="1080"/>
+      </w:pPr>
+      <w:rPr>
+        <w:rFonts w:hint="default"/>
+      </w:rPr>
+    </w:lvl>
+    <w:lvl w:ilvl="5">
+      <w:start w:val="1"/>
+      <w:numFmt w:val="decimal"/>
+      <w:lvlText w:val="%1.%2.%3.%4.%5.%6."/>
+      <w:lvlJc w:val="left"/>
+      <w:pPr>
+        <w:tabs>
+          <w:tab w:val="num" w:pos="4275"/>
+        </w:tabs>
+        <w:ind w:left="4275" w:hanging="1440"/>
+      </w:pPr>
+      <w:rPr>
+        <w:rFonts w:hint="default"/>
+      </w:rPr>
+    </w:lvl>
+    <w:lvl w:ilvl="6">
+      <w:start w:val="1"/>
+      <w:numFmt w:val="decimal"/>
+      <w:lvlText w:val="%1.%2.%3.%4.%5.%6.%7."/>
+      <w:lvlJc w:val="left"/>
+      <w:pPr>
+        <w:tabs>
+          <w:tab w:val="num" w:pos="4842"/>
+        </w:tabs>
+        <w:ind w:left="4842" w:hanging="1440"/>
+      </w:pPr>
+      <w:rPr>
+        <w:rFonts w:hint="default"/>
+      </w:rPr>
+    </w:lvl>
+    <w:lvl w:ilvl="7">
+      <w:start w:val="1"/>
+      <w:numFmt w:val="decimal"/>
+      <w:lvlText w:val="%1.%2.%3.%4.%5.%6.%7.%8."/>
+      <w:lvlJc w:val="left"/>
+      <w:pPr>
+        <w:tabs>
+          <w:tab w:val="num" w:pos="5769"/>
+        </w:tabs>
+        <w:ind w:left="5769" w:hanging="1800"/>
+      </w:pPr>
+      <w:rPr>
+        <w:rFonts w:hint="default"/>
+      </w:rPr>
+    </w:lvl>
+    <w:lvl w:ilvl="8">
+      <w:start w:val="1"/>
+      <w:numFmt w:val="decimal"/>
+      <w:lvlText w:val="%1.%2.%3.%4.%5.%6.%7.%8.%9."/>
+      <w:lvlJc w:val="left"/>
+      <w:pPr>
+        <w:tabs>
+          <w:tab w:val="num" w:pos="6336"/>
+        </w:tabs>
+        <w:ind w:left="6336" w:hanging="1800"/>
+      </w:pPr>
+      <w:rPr>
+        <w:rFonts w:hint="default"/>
+      </w:rPr>
+    </w:lvl>
+  </w:abstractNum>
+  <w:abstractNum w:abstractNumId="14" w15:restartNumberingAfterBreak="0">
+    <w:nsid w:val="7916069E"/>
+    <w:multiLevelType w:val="hybridMultilevel"/>
+    <w:tmpl w:val="EB20B3EA"/>
+    <w:lvl w:ilvl="0" w:tplc="3E9073F4">
+      <w:start w:val="1"/>
+      <w:numFmt w:val="decimal"/>
+      <w:lvlText w:val="%1."/>
+      <w:lvlJc w:val="left"/>
+      <w:pPr>
+        <w:ind w:left="1494" w:hanging="360"/>
+      </w:pPr>
+      <w:rPr>
+        <w:rFonts w:hint="default"/>
+      </w:rPr>
+    </w:lvl>
+    <w:lvl w:ilvl="1" w:tplc="04190019" w:tentative="1">
+      <w:start w:val="1"/>
+      <w:numFmt w:val="lowerLetter"/>
+      <w:lvlText w:val="%2."/>
+      <w:lvlJc w:val="left"/>
+      <w:pPr>
+        <w:ind w:left="2214" w:hanging="360"/>
+      </w:pPr>
+    </w:lvl>
+    <w:lvl w:ilvl="2" w:tplc="0419001B" w:tentative="1">
+      <w:start w:val="1"/>
+      <w:numFmt w:val="lowerRoman"/>
+      <w:lvlText w:val="%3."/>
+      <w:lvlJc w:val="right"/>
+      <w:pPr>
+        <w:ind w:left="2934" w:hanging="180"/>
+      </w:pPr>
+    </w:lvl>
+    <w:lvl w:ilvl="3" w:tplc="0419000F" w:tentative="1">
+      <w:start w:val="1"/>
+      <w:numFmt w:val="decimal"/>
+      <w:lvlText w:val="%4."/>
+      <w:lvlJc w:val="left"/>
+      <w:pPr>
+        <w:ind w:left="3654" w:hanging="360"/>
+      </w:pPr>
+    </w:lvl>
+    <w:lvl w:ilvl="4" w:tplc="04190019" w:tentative="1">
+      <w:start w:val="1"/>
+      <w:numFmt w:val="lowerLetter"/>
+      <w:lvlText w:val="%5."/>
+      <w:lvlJc w:val="left"/>
+      <w:pPr>
+        <w:ind w:left="4374" w:hanging="360"/>
+      </w:pPr>
+    </w:lvl>
+    <w:lvl w:ilvl="5" w:tplc="0419001B" w:tentative="1">
+      <w:start w:val="1"/>
+      <w:numFmt w:val="lowerRoman"/>
+      <w:lvlText w:val="%6."/>
+      <w:lvlJc w:val="right"/>
+      <w:pPr>
+        <w:ind w:left="5094" w:hanging="180"/>
+      </w:pPr>
+    </w:lvl>
+    <w:lvl w:ilvl="6" w:tplc="0419000F" w:tentative="1">
+      <w:start w:val="1"/>
+      <w:numFmt w:val="decimal"/>
+      <w:lvlText w:val="%7."/>
+      <w:lvlJc w:val="left"/>
+      <w:pPr>
+        <w:ind w:left="5814" w:hanging="360"/>
+      </w:pPr>
+    </w:lvl>
+    <w:lvl w:ilvl="7" w:tplc="04190019" w:tentative="1">
+      <w:start w:val="1"/>
+      <w:numFmt w:val="lowerLetter"/>
+      <w:lvlText w:val="%8."/>
+      <w:lvlJc w:val="left"/>
+      <w:pPr>
+        <w:ind w:left="6534" w:hanging="360"/>
+      </w:pPr>
+    </w:lvl>
+    <w:lvl w:ilvl="8" w:tplc="0419001B" w:tentative="1">
+      <w:start w:val="1"/>
+      <w:numFmt w:val="lowerRoman"/>
+      <w:lvlText w:val="%9."/>
+      <w:lvlJc w:val="right"/>
+      <w:pPr>
+        <w:ind w:left="7254" w:hanging="180"/>
+      </w:pPr>
+    </w:lvl>
+  </w:abstractNum>
+  <w:num w:numId="1">
+    <w:abstractNumId w:val="2"/>
+  </w:num>
+  <w:num w:numId="2">
+    <w:abstractNumId w:val="4"/>
+  </w:num>
+  <w:num w:numId="3">
+    <w:abstractNumId w:val="1"/>
+  </w:num>
+  <w:num w:numId="4">
+    <w:abstractNumId w:val="13"/>
+  </w:num>
+  <w:num w:numId="5">
+    <w:abstractNumId w:val="14"/>
+  </w:num>
+  <w:num w:numId="6">
+    <w:abstractNumId w:val="7"/>
+  </w:num>
+  <w:num w:numId="7">
+    <w:abstractNumId w:val="11"/>
+  </w:num>
+  <w:num w:numId="8">
+    <w:abstractNumId w:val="9"/>
+  </w:num>
+  <w:num w:numId="9">
+    <w:abstractNumId w:val="12"/>
+  </w:num>
+  <w:num w:numId="10">
+    <w:abstractNumId w:val="6"/>
+  </w:num>
+  <w:num w:numId="11">
+    <w:abstractNumId w:val="3"/>
+  </w:num>
+  <w:num w:numId="12">
+    <w:abstractNumId w:val="0"/>
+  </w:num>
+  <w:num w:numId="13">
+    <w:abstractNumId w:val="10"/>
+  </w:num>
+  <w:num w:numId="14">
+    <w:abstractNumId w:val="5"/>
+  </w:num>
+  <w:num w:numId="15">
+    <w:abstractNumId w:val="8"/>
+  </w:num>
+</w:numbering>
+</file>
+
 <file path=word/styles.xml><?xml version="1.0" encoding="utf-8"?>
 <w:styles xmlns:mc="http://schemas.openxmlformats.org/markup-compatibility/2006" xmlns:r="http://schemas.openxmlformats.org/officeDocument/2006/relationships" xmlns:w="http://schemas.openxmlformats.org/wordprocessingml/2006/main" xmlns:w14="http://schemas.microsoft.com/office/word/2010/wordml" xmlns:w15="http://schemas.microsoft.com/office/word/2012/wordml" xmlns:w16cex="http://schemas.microsoft.com/office/word/2018/wordml/cex" xmlns:w16cid="http://schemas.microsoft.com/office/word/2016/wordml/cid" xmlns:w16="http://schemas.microsoft.com/office/word/2018/wordml" xmlns:w16sdtdh="http://schemas.microsoft.com/office/word/2020/wordml/sdtdatahash" xmlns:w16se="http://schemas.microsoft.com/office/word/2015/wordml/symex" mc:Ignorable="w14 w15 w16se w16cid w16 w16cex w16sdtdh">
   <w:docDefaults>
@@ -180,15 +3828,15 @@
   </w:docDefaults>
   <w:latentStyles w:defLockedState="0" w:defUIPriority="99" w:defSemiHidden="0" w:defUnhideWhenUsed="0" w:defQFormat="0" w:count="376">
     <w:lsdException w:name="Normal" w:uiPriority="0" w:qFormat="1"/>
-    <w:lsdException w:name="heading 1" w:uiPriority="9" w:qFormat="1"/>
+    <w:lsdException w:name="heading 1" w:uiPriority="0" w:qFormat="1"/>
     <w:lsdException w:name="heading 2" w:semiHidden="1" w:uiPriority="9" w:unhideWhenUsed="1" w:qFormat="1"/>
-    <w:lsdException w:name="heading 3" w:semiHidden="1" w:uiPriority="9" w:unhideWhenUsed="1" w:qFormat="1"/>
-    <w:lsdException w:name="heading 4" w:semiHidden="1" w:uiPriority="9" w:unhideWhenUsed="1" w:qFormat="1"/>
-    <w:lsdException w:name="heading 5" w:semiHidden="1" w:uiPriority="9" w:unhideWhenUsed="1" w:qFormat="1"/>
-    <w:lsdException w:name="heading 6" w:semiHidden="1" w:uiPriority="9" w:unhideWhenUsed="1" w:qFormat="1"/>
-    <w:lsdException w:name="heading 7" w:semiHidden="1" w:uiPriority="9" w:unhideWhenUsed="1" w:qFormat="1"/>
-    <w:lsdException w:name="heading 8" w:semiHidden="1" w:uiPriority="9" w:unhideWhenUsed="1" w:qFormat="1"/>
-    <w:lsdException w:name="heading 9" w:semiHidden="1" w:uiPriority="9" w:unhideWhenUsed="1" w:qFormat="1"/>
+    <w:lsdException w:name="heading 3" w:semiHidden="1" w:uiPriority="0" w:unhideWhenUsed="1" w:qFormat="1"/>
+    <w:lsdException w:name="heading 4" w:semiHidden="1" w:uiPriority="0" w:unhideWhenUsed="1" w:qFormat="1"/>
+    <w:lsdException w:name="heading 5" w:semiHidden="1" w:uiPriority="0" w:unhideWhenUsed="1" w:qFormat="1"/>
+    <w:lsdException w:name="heading 6" w:semiHidden="1" w:uiPriority="0" w:unhideWhenUsed="1" w:qFormat="1"/>
+    <w:lsdException w:name="heading 7" w:semiHidden="1" w:uiPriority="0" w:unhideWhenUsed="1" w:qFormat="1"/>
+    <w:lsdException w:name="heading 8" w:semiHidden="1" w:uiPriority="0" w:unhideWhenUsed="1" w:qFormat="1"/>
+    <w:lsdException w:name="heading 9" w:semiHidden="1" w:uiPriority="0" w:unhideWhenUsed="1" w:qFormat="1"/>
     <w:lsdException w:name="index 1" w:semiHidden="1" w:unhideWhenUsed="1"/>
     <w:lsdException w:name="index 2" w:semiHidden="1" w:unhideWhenUsed="1"/>
     <w:lsdException w:name="index 3" w:semiHidden="1" w:unhideWhenUsed="1"/>
@@ -559,6 +4207,150 @@
   <w:style w:type="paragraph" w:default="1" w:styleId="a">
     <w:name w:val="Normal"/>
     <w:qFormat/>
+    <w:rsid w:val="00312981"/>
+    <w:pPr>
+      <w:spacing w:after="0" w:line="240" w:lineRule="auto"/>
+      <w:jc w:val="both"/>
+    </w:pPr>
+    <w:rPr>
+      <w:rFonts w:ascii="Times New Roman" w:eastAsia="Times New Roman" w:hAnsi="Times New Roman" w:cs="Times New Roman"/>
+      <w:szCs w:val="20"/>
+      <w:lang w:eastAsia="ru-RU"/>
+    </w:rPr>
+  </w:style>
+  <w:style w:type="paragraph" w:styleId="1">
+    <w:name w:val="heading 1"/>
+    <w:basedOn w:val="a"/>
+    <w:next w:val="Paragraph0"/>
+    <w:link w:val="10"/>
+    <w:qFormat/>
+    <w:rsid w:val="00312981"/>
+    <w:pPr>
+      <w:numPr>
+        <w:numId w:val="1"/>
+      </w:numPr>
+      <w:jc w:val="left"/>
+      <w:outlineLvl w:val="0"/>
+    </w:pPr>
+    <w:rPr>
+      <w:caps/>
+      <w:sz w:val="24"/>
+      <w:szCs w:val="24"/>
+    </w:rPr>
+  </w:style>
+  <w:style w:type="paragraph" w:styleId="3">
+    <w:name w:val="heading 3"/>
+    <w:basedOn w:val="a"/>
+    <w:next w:val="Paragraph0"/>
+    <w:link w:val="30"/>
+    <w:qFormat/>
+    <w:rsid w:val="00312981"/>
+    <w:pPr>
+      <w:keepNext/>
+      <w:keepLines/>
+      <w:numPr>
+        <w:ilvl w:val="2"/>
+        <w:numId w:val="1"/>
+      </w:numPr>
+      <w:suppressAutoHyphens/>
+      <w:spacing w:before="160" w:after="120"/>
+      <w:jc w:val="left"/>
+      <w:outlineLvl w:val="2"/>
+    </w:pPr>
+    <w:rPr>
+      <w:rFonts w:ascii="Verdana" w:hAnsi="Verdana"/>
+      <w:sz w:val="28"/>
+    </w:rPr>
+  </w:style>
+  <w:style w:type="paragraph" w:styleId="4">
+    <w:name w:val="heading 4"/>
+    <w:basedOn w:val="3"/>
+    <w:next w:val="Paragraph0"/>
+    <w:link w:val="40"/>
+    <w:qFormat/>
+    <w:rsid w:val="00312981"/>
+    <w:pPr>
+      <w:numPr>
+        <w:ilvl w:val="3"/>
+      </w:numPr>
+      <w:outlineLvl w:val="3"/>
+    </w:pPr>
+    <w:rPr>
+      <w:sz w:val="24"/>
+    </w:rPr>
+  </w:style>
+  <w:style w:type="paragraph" w:styleId="5">
+    <w:name w:val="heading 5"/>
+    <w:basedOn w:val="4"/>
+    <w:next w:val="a"/>
+    <w:link w:val="50"/>
+    <w:qFormat/>
+    <w:rsid w:val="00312981"/>
+    <w:pPr>
+      <w:numPr>
+        <w:ilvl w:val="4"/>
+      </w:numPr>
+      <w:outlineLvl w:val="4"/>
+    </w:pPr>
+    <w:rPr>
+      <w:sz w:val="22"/>
+    </w:rPr>
+  </w:style>
+  <w:style w:type="paragraph" w:styleId="6">
+    <w:name w:val="heading 6"/>
+    <w:basedOn w:val="5"/>
+    <w:next w:val="a"/>
+    <w:link w:val="60"/>
+    <w:qFormat/>
+    <w:rsid w:val="00312981"/>
+    <w:pPr>
+      <w:numPr>
+        <w:ilvl w:val="5"/>
+      </w:numPr>
+      <w:outlineLvl w:val="5"/>
+    </w:pPr>
+  </w:style>
+  <w:style w:type="paragraph" w:styleId="7">
+    <w:name w:val="heading 7"/>
+    <w:basedOn w:val="5"/>
+    <w:next w:val="a"/>
+    <w:link w:val="70"/>
+    <w:qFormat/>
+    <w:rsid w:val="00312981"/>
+    <w:pPr>
+      <w:numPr>
+        <w:ilvl w:val="6"/>
+      </w:numPr>
+      <w:outlineLvl w:val="6"/>
+    </w:pPr>
+  </w:style>
+  <w:style w:type="paragraph" w:styleId="8">
+    <w:name w:val="heading 8"/>
+    <w:basedOn w:val="5"/>
+    <w:next w:val="a"/>
+    <w:link w:val="80"/>
+    <w:qFormat/>
+    <w:rsid w:val="00312981"/>
+    <w:pPr>
+      <w:numPr>
+        <w:ilvl w:val="7"/>
+      </w:numPr>
+      <w:outlineLvl w:val="7"/>
+    </w:pPr>
+  </w:style>
+  <w:style w:type="paragraph" w:styleId="9">
+    <w:name w:val="heading 9"/>
+    <w:basedOn w:val="5"/>
+    <w:next w:val="a"/>
+    <w:link w:val="90"/>
+    <w:qFormat/>
+    <w:rsid w:val="00312981"/>
+    <w:pPr>
+      <w:numPr>
+        <w:ilvl w:val="8"/>
+      </w:numPr>
+      <w:outlineLvl w:val="8"/>
+    </w:pPr>
   </w:style>
   <w:style w:type="character" w:default="1" w:styleId="a0">
     <w:name w:val="Default Paragraph Font"/>
@@ -586,6 +4378,279 @@
     <w:uiPriority w:val="99"/>
     <w:semiHidden/>
     <w:unhideWhenUsed/>
+  </w:style>
+  <w:style w:type="character" w:customStyle="1" w:styleId="10">
+    <w:name w:val="Заголовок 1 Знак"/>
+    <w:basedOn w:val="a0"/>
+    <w:link w:val="1"/>
+    <w:rsid w:val="00312981"/>
+    <w:rPr>
+      <w:rFonts w:ascii="Times New Roman" w:eastAsia="Times New Roman" w:hAnsi="Times New Roman" w:cs="Times New Roman"/>
+      <w:caps/>
+      <w:sz w:val="24"/>
+      <w:szCs w:val="24"/>
+      <w:lang w:eastAsia="ru-RU"/>
+    </w:rPr>
+  </w:style>
+  <w:style w:type="character" w:customStyle="1" w:styleId="30">
+    <w:name w:val="Заголовок 3 Знак"/>
+    <w:basedOn w:val="a0"/>
+    <w:link w:val="3"/>
+    <w:rsid w:val="00312981"/>
+    <w:rPr>
+      <w:rFonts w:ascii="Verdana" w:eastAsia="Times New Roman" w:hAnsi="Verdana" w:cs="Times New Roman"/>
+      <w:sz w:val="28"/>
+      <w:szCs w:val="20"/>
+      <w:lang w:eastAsia="ru-RU"/>
+    </w:rPr>
+  </w:style>
+  <w:style w:type="character" w:customStyle="1" w:styleId="40">
+    <w:name w:val="Заголовок 4 Знак"/>
+    <w:basedOn w:val="a0"/>
+    <w:link w:val="4"/>
+    <w:rsid w:val="00312981"/>
+    <w:rPr>
+      <w:rFonts w:ascii="Verdana" w:eastAsia="Times New Roman" w:hAnsi="Verdana" w:cs="Times New Roman"/>
+      <w:sz w:val="24"/>
+      <w:szCs w:val="20"/>
+      <w:lang w:eastAsia="ru-RU"/>
+    </w:rPr>
+  </w:style>
+  <w:style w:type="character" w:customStyle="1" w:styleId="50">
+    <w:name w:val="Заголовок 5 Знак"/>
+    <w:basedOn w:val="a0"/>
+    <w:link w:val="5"/>
+    <w:rsid w:val="00312981"/>
+    <w:rPr>
+      <w:rFonts w:ascii="Verdana" w:eastAsia="Times New Roman" w:hAnsi="Verdana" w:cs="Times New Roman"/>
+      <w:szCs w:val="20"/>
+      <w:lang w:eastAsia="ru-RU"/>
+    </w:rPr>
+  </w:style>
+  <w:style w:type="character" w:customStyle="1" w:styleId="60">
+    <w:name w:val="Заголовок 6 Знак"/>
+    <w:basedOn w:val="a0"/>
+    <w:link w:val="6"/>
+    <w:rsid w:val="00312981"/>
+    <w:rPr>
+      <w:rFonts w:ascii="Verdana" w:eastAsia="Times New Roman" w:hAnsi="Verdana" w:cs="Times New Roman"/>
+      <w:szCs w:val="20"/>
+      <w:lang w:eastAsia="ru-RU"/>
+    </w:rPr>
+  </w:style>
+  <w:style w:type="character" w:customStyle="1" w:styleId="70">
+    <w:name w:val="Заголовок 7 Знак"/>
+    <w:basedOn w:val="a0"/>
+    <w:link w:val="7"/>
+    <w:rsid w:val="00312981"/>
+    <w:rPr>
+      <w:rFonts w:ascii="Verdana" w:eastAsia="Times New Roman" w:hAnsi="Verdana" w:cs="Times New Roman"/>
+      <w:szCs w:val="20"/>
+      <w:lang w:eastAsia="ru-RU"/>
+    </w:rPr>
+  </w:style>
+  <w:style w:type="character" w:customStyle="1" w:styleId="80">
+    <w:name w:val="Заголовок 8 Знак"/>
+    <w:basedOn w:val="a0"/>
+    <w:link w:val="8"/>
+    <w:rsid w:val="00312981"/>
+    <w:rPr>
+      <w:rFonts w:ascii="Verdana" w:eastAsia="Times New Roman" w:hAnsi="Verdana" w:cs="Times New Roman"/>
+      <w:szCs w:val="20"/>
+      <w:lang w:eastAsia="ru-RU"/>
+    </w:rPr>
+  </w:style>
+  <w:style w:type="character" w:customStyle="1" w:styleId="90">
+    <w:name w:val="Заголовок 9 Знак"/>
+    <w:basedOn w:val="a0"/>
+    <w:link w:val="9"/>
+    <w:rsid w:val="00312981"/>
+    <w:rPr>
+      <w:rFonts w:ascii="Verdana" w:eastAsia="Times New Roman" w:hAnsi="Verdana" w:cs="Times New Roman"/>
+      <w:szCs w:val="20"/>
+      <w:lang w:eastAsia="ru-RU"/>
+    </w:rPr>
+  </w:style>
+  <w:style w:type="paragraph" w:customStyle="1" w:styleId="Paragraph0">
+    <w:name w:val="Paragraph 0"/>
+    <w:basedOn w:val="a"/>
+    <w:rsid w:val="00312981"/>
+    <w:pPr>
+      <w:spacing w:after="120"/>
+    </w:pPr>
+  </w:style>
+  <w:style w:type="table" w:styleId="a3">
+    <w:name w:val="Table Grid"/>
+    <w:basedOn w:val="a1"/>
+    <w:uiPriority w:val="39"/>
+    <w:rsid w:val="00312981"/>
+    <w:pPr>
+      <w:spacing w:after="0" w:line="240" w:lineRule="auto"/>
+    </w:pPr>
+    <w:tblPr>
+      <w:tblBorders>
+        <w:top w:val="single" w:sz="4" w:space="0" w:color="auto"/>
+        <w:left w:val="single" w:sz="4" w:space="0" w:color="auto"/>
+        <w:bottom w:val="single" w:sz="4" w:space="0" w:color="auto"/>
+        <w:right w:val="single" w:sz="4" w:space="0" w:color="auto"/>
+        <w:insideH w:val="single" w:sz="4" w:space="0" w:color="auto"/>
+        <w:insideV w:val="single" w:sz="4" w:space="0" w:color="auto"/>
+      </w:tblBorders>
+    </w:tblPr>
+  </w:style>
+  <w:style w:type="paragraph" w:customStyle="1" w:styleId="List1">
+    <w:name w:val="List 1"/>
+    <w:basedOn w:val="a"/>
+    <w:rsid w:val="00312981"/>
+    <w:pPr>
+      <w:numPr>
+        <w:numId w:val="2"/>
+      </w:numPr>
+      <w:tabs>
+        <w:tab w:val="left" w:pos="851"/>
+      </w:tabs>
+    </w:pPr>
+  </w:style>
+  <w:style w:type="character" w:styleId="a4">
+    <w:name w:val="Hyperlink"/>
+    <w:uiPriority w:val="99"/>
+    <w:rsid w:val="00312981"/>
+    <w:rPr>
+      <w:color w:val="0000FF"/>
+      <w:u w:val="single"/>
+    </w:rPr>
+  </w:style>
+  <w:style w:type="paragraph" w:customStyle="1" w:styleId="Paragraphwithlist">
+    <w:name w:val="Paragraph with list"/>
+    <w:basedOn w:val="a"/>
+    <w:rsid w:val="00312981"/>
+  </w:style>
+  <w:style w:type="paragraph" w:styleId="a5">
+    <w:name w:val="header"/>
+    <w:basedOn w:val="a"/>
+    <w:link w:val="a6"/>
+    <w:uiPriority w:val="99"/>
+    <w:unhideWhenUsed/>
+    <w:rsid w:val="00312981"/>
+    <w:pPr>
+      <w:tabs>
+        <w:tab w:val="center" w:pos="4677"/>
+        <w:tab w:val="right" w:pos="9355"/>
+      </w:tabs>
+    </w:pPr>
+  </w:style>
+  <w:style w:type="character" w:customStyle="1" w:styleId="a6">
+    <w:name w:val="Верхний колонтитул Знак"/>
+    <w:basedOn w:val="a0"/>
+    <w:link w:val="a5"/>
+    <w:uiPriority w:val="99"/>
+    <w:rsid w:val="00312981"/>
+    <w:rPr>
+      <w:rFonts w:ascii="Times New Roman" w:eastAsia="Times New Roman" w:hAnsi="Times New Roman" w:cs="Times New Roman"/>
+      <w:szCs w:val="20"/>
+      <w:lang w:eastAsia="ru-RU"/>
+    </w:rPr>
+  </w:style>
+  <w:style w:type="paragraph" w:styleId="a7">
+    <w:name w:val="footer"/>
+    <w:basedOn w:val="a"/>
+    <w:link w:val="a8"/>
+    <w:uiPriority w:val="99"/>
+    <w:unhideWhenUsed/>
+    <w:rsid w:val="00312981"/>
+    <w:pPr>
+      <w:tabs>
+        <w:tab w:val="center" w:pos="4677"/>
+        <w:tab w:val="right" w:pos="9355"/>
+      </w:tabs>
+    </w:pPr>
+  </w:style>
+  <w:style w:type="character" w:customStyle="1" w:styleId="a8">
+    <w:name w:val="Нижний колонтитул Знак"/>
+    <w:basedOn w:val="a0"/>
+    <w:link w:val="a7"/>
+    <w:uiPriority w:val="99"/>
+    <w:rsid w:val="00312981"/>
+    <w:rPr>
+      <w:rFonts w:ascii="Times New Roman" w:eastAsia="Times New Roman" w:hAnsi="Times New Roman" w:cs="Times New Roman"/>
+      <w:szCs w:val="20"/>
+      <w:lang w:eastAsia="ru-RU"/>
+    </w:rPr>
+  </w:style>
+  <w:style w:type="paragraph" w:customStyle="1" w:styleId="31">
+    <w:name w:val="Колонтитул 3"/>
+    <w:basedOn w:val="a5"/>
+    <w:rsid w:val="00312981"/>
+    <w:pPr>
+      <w:widowControl w:val="0"/>
+      <w:tabs>
+        <w:tab w:val="clear" w:pos="4677"/>
+        <w:tab w:val="clear" w:pos="9355"/>
+      </w:tabs>
+      <w:overflowPunct w:val="0"/>
+      <w:autoSpaceDE w:val="0"/>
+      <w:autoSpaceDN w:val="0"/>
+      <w:adjustRightInd w:val="0"/>
+      <w:spacing w:after="40"/>
+      <w:textAlignment w:val="baseline"/>
+    </w:pPr>
+    <w:rPr>
+      <w:b/>
+      <w:sz w:val="20"/>
+    </w:rPr>
+  </w:style>
+  <w:style w:type="paragraph" w:customStyle="1" w:styleId="HeadlineUnderOddrightpage">
+    <w:name w:val="Headline. Under Odd (right) page"/>
+    <w:basedOn w:val="a"/>
+    <w:rsid w:val="00561389"/>
+    <w:pPr>
+      <w:spacing w:after="120"/>
+      <w:jc w:val="right"/>
+    </w:pPr>
+    <w:rPr>
+      <w:lang w:val="en-US"/>
+    </w:rPr>
+  </w:style>
+  <w:style w:type="paragraph" w:customStyle="1" w:styleId="s4-wptoptable1">
+    <w:name w:val="s4-wptoptable1"/>
+    <w:basedOn w:val="a"/>
+    <w:rsid w:val="00561389"/>
+    <w:pPr>
+      <w:spacing w:before="100" w:beforeAutospacing="1" w:after="100" w:afterAutospacing="1"/>
+      <w:jc w:val="left"/>
+    </w:pPr>
+    <w:rPr>
+      <w:sz w:val="24"/>
+      <w:szCs w:val="24"/>
+    </w:rPr>
+  </w:style>
+  <w:style w:type="paragraph" w:styleId="a9">
+    <w:name w:val="List Paragraph"/>
+    <w:basedOn w:val="a"/>
+    <w:uiPriority w:val="34"/>
+    <w:qFormat/>
+    <w:rsid w:val="00561389"/>
+    <w:pPr>
+      <w:ind w:left="720"/>
+      <w:contextualSpacing/>
+    </w:pPr>
+  </w:style>
+  <w:style w:type="paragraph" w:customStyle="1" w:styleId="aa">
+    <w:name w:val="Таблицы (моноширинный)"/>
+    <w:basedOn w:val="a"/>
+    <w:next w:val="a"/>
+    <w:uiPriority w:val="99"/>
+    <w:rsid w:val="00756C66"/>
+    <w:pPr>
+      <w:widowControl w:val="0"/>
+      <w:autoSpaceDE w:val="0"/>
+      <w:autoSpaceDN w:val="0"/>
+      <w:adjustRightInd w:val="0"/>
+    </w:pPr>
+    <w:rPr>
+      <w:rFonts w:ascii="Courier New" w:hAnsi="Courier New" w:cs="Courier New"/>
+      <w:sz w:val="20"/>
+    </w:rPr>
   </w:style>
 </w:styles>
 </file>
